--- a/outputs/20260811/fulltext_zh/货币政策与企业就业预期的刚性.docx
+++ b/outputs/20260811/fulltext_zh/货币政策与企业就业预期的刚性.docx
@@ -175,7 +175,7 @@
       <w:r>
         <w:drawing>
           <wp:inline xmlns:a="http://schemas.openxmlformats.org/drawingml/2006/main" xmlns:pic="http://schemas.openxmlformats.org/drawingml/2006/picture">
-            <wp:extent cx="5040000" cy="3241778"/>
+            <wp:extent cx="5040000" cy="1939427"/>
             <wp:docPr id="1" name="Picture 1"/>
             <wp:cNvGraphicFramePr>
               <a:graphicFrameLocks noChangeAspect="1"/>
@@ -196,7 +196,7 @@
                   <pic:spPr>
                     <a:xfrm>
                       <a:off x="0" y="0"/>
-                      <a:ext cx="5040000" cy="3241778"/>
+                      <a:ext cx="5040000" cy="1939427"/>
                     </a:xfrm>
                     <a:prstGeom prst="rect"/>
                   </pic:spPr>
@@ -242,7 +242,7 @@
       <w:r>
         <w:drawing>
           <wp:inline xmlns:a="http://schemas.openxmlformats.org/drawingml/2006/main" xmlns:pic="http://schemas.openxmlformats.org/drawingml/2006/picture">
-            <wp:extent cx="5040000" cy="2289778"/>
+            <wp:extent cx="5040000" cy="1933151"/>
             <wp:docPr id="2" name="Picture 2"/>
             <wp:cNvGraphicFramePr>
               <a:graphicFrameLocks noChangeAspect="1"/>
@@ -263,7 +263,7 @@
                   <pic:spPr>
                     <a:xfrm>
                       <a:off x="0" y="0"/>
-                      <a:ext cx="5040000" cy="2289778"/>
+                      <a:ext cx="5040000" cy="1933151"/>
                     </a:xfrm>
                     <a:prstGeom prst="rect"/>
                   </pic:spPr>
@@ -323,7 +323,7 @@
       <w:r>
         <w:drawing>
           <wp:inline xmlns:a="http://schemas.openxmlformats.org/drawingml/2006/main" xmlns:pic="http://schemas.openxmlformats.org/drawingml/2006/picture">
-            <wp:extent cx="5040000" cy="6535224"/>
+            <wp:extent cx="5040000" cy="2741053"/>
             <wp:docPr id="3" name="Picture 3"/>
             <wp:cNvGraphicFramePr>
               <a:graphicFrameLocks noChangeAspect="1"/>
@@ -344,7 +344,7 @@
                   <pic:spPr>
                     <a:xfrm>
                       <a:off x="0" y="0"/>
-                      <a:ext cx="5040000" cy="6535224"/>
+                      <a:ext cx="5040000" cy="2741053"/>
                     </a:xfrm>
                     <a:prstGeom prst="rect"/>
                   </pic:spPr>
@@ -760,7 +760,7 @@
       <w:r>
         <w:drawing>
           <wp:inline xmlns:a="http://schemas.openxmlformats.org/drawingml/2006/main" xmlns:pic="http://schemas.openxmlformats.org/drawingml/2006/picture">
-            <wp:extent cx="5040000" cy="1615229"/>
+            <wp:extent cx="5040000" cy="1261531"/>
             <wp:docPr id="4" name="Picture 4"/>
             <wp:cNvGraphicFramePr>
               <a:graphicFrameLocks noChangeAspect="1"/>
@@ -781,7 +781,7 @@
                   <pic:spPr>
                     <a:xfrm>
                       <a:off x="0" y="0"/>
-                      <a:ext cx="5040000" cy="1615229"/>
+                      <a:ext cx="5040000" cy="1261531"/>
                     </a:xfrm>
                     <a:prstGeom prst="rect"/>
                   </pic:spPr>
@@ -841,7 +841,7 @@
       <w:r>
         <w:drawing>
           <wp:inline xmlns:a="http://schemas.openxmlformats.org/drawingml/2006/main" xmlns:pic="http://schemas.openxmlformats.org/drawingml/2006/picture">
-            <wp:extent cx="5040000" cy="1707300"/>
+            <wp:extent cx="5040000" cy="1760504"/>
             <wp:docPr id="5" name="Picture 5"/>
             <wp:cNvGraphicFramePr>
               <a:graphicFrameLocks noChangeAspect="1"/>
@@ -862,7 +862,7 @@
                   <pic:spPr>
                     <a:xfrm>
                       <a:off x="0" y="0"/>
-                      <a:ext cx="5040000" cy="1707300"/>
+                      <a:ext cx="5040000" cy="1760504"/>
                     </a:xfrm>
                     <a:prstGeom prst="rect"/>
                   </pic:spPr>
@@ -1130,7 +1130,7 @@
       <w:r>
         <w:drawing>
           <wp:inline xmlns:a="http://schemas.openxmlformats.org/drawingml/2006/main" xmlns:pic="http://schemas.openxmlformats.org/drawingml/2006/picture">
-            <wp:extent cx="5040000" cy="1489655"/>
+            <wp:extent cx="5040000" cy="1421217"/>
             <wp:docPr id="6" name="Picture 6"/>
             <wp:cNvGraphicFramePr>
               <a:graphicFrameLocks noChangeAspect="1"/>
@@ -1151,7 +1151,7 @@
                   <pic:spPr>
                     <a:xfrm>
                       <a:off x="0" y="0"/>
-                      <a:ext cx="5040000" cy="1489655"/>
+                      <a:ext cx="5040000" cy="1421217"/>
                     </a:xfrm>
                     <a:prstGeom prst="rect"/>
                   </pic:spPr>

--- a/outputs/20260811/fulltext_zh/货币政策与企业就业预期的刚性.docx
+++ b/outputs/20260811/fulltext_zh/货币政策与企业就业预期的刚性.docx
@@ -53,7 +53,7 @@
           <w:b w:val="0"/>
           <w:sz w:val="24"/>
         </w:rPr>
-        <w:t>本文研究欧洲央行货币政策意外如何影响企业的就业预期及随后的就业结果。我们将德国ifo企业调查的月度数据（2005年至2024年，每月覆盖约9000家企业）与高频货币政策意外相结合。通过比较在欧洲央行公告前与公告后不久接受调查的企业，我们隔离出政策冲击对预期的即时影响。</w:t>
+        <w:t>本文研究欧洲央行货币政策意外如何影响企业的就业预期及随后的就业结果。我们将德国ifo企业调查的月度数据（2005年至2024年间每月覆盖约9000家企业）与高频货币政策意外相结合。通过比较在欧洲央行公告前与公告后不久接受调查的企业，我们隔离出政策冲击对预期的即时影响。</w:t>
       </w:r>
     </w:p>
     <w:p>
@@ -81,7 +81,7 @@
           <w:b w:val="0"/>
           <w:sz w:val="24"/>
         </w:rPr>
-        <w:t>因此，企业的就业预期为货币政策如何传导至劳动力市场提供了早期且直接的观察视角。然而，尽管关于货币政策对产出和通胀预期影响的文献日益增多（Bottone and Rosolia, 2019; Enders et al., 2019; Di Pace et al., 2025），但关于央行公告如何塑造企业就业预期，以及这些预期如何转化为实际就业的证据仍然有限。这一空白在微观层面尤为突出，因为企业层面的信念形成最终驱动着总体劳动力市场动态。</w:t>
+        <w:t>因此，企业的就业预期为货币政策如何传导至劳动力市场提供了早期且直接的观察视角。然而，尽管关于货币政策对产出和通胀预期影响的文献日益增多（Bottone and Rosolia, 2019; Enders et al., 2019; Di Pace et al., 2025），但关于央行公告如何塑造企业就业预期、以及这些预期如何转化为实际就业的证据仍然有限。这一空白在微观层面尤为突出，因为企业层面的信念形成最终驱动着总体劳动力市场动态。</w:t>
       </w:r>
     </w:p>
     <w:p>
@@ -109,7 +109,7 @@
           <w:b w:val="0"/>
           <w:sz w:val="24"/>
         </w:rPr>
-        <w:t>(Bahaj et al., 2022; Singh et al., 2023)，我们的结果表明，这种差异化响应源于企业形成招聘计划的方式，从而弥合了货币政策公告与实际就业变化之间的差距。此外，我们通过企业自我报告的财务困难和信贷获取条件直接衡量财务约束，而非依赖杠杆率或企业规模等资产负债表代理指标。</w:t>
+        <w:t>(Bahaj et al., 2022; Singh et al., 2023)，我们的结果表明，这种差异化反应源于企业如何形成其招聘计划，从而弥合了货币政策公告与实际就业变化之间的差距。此外，我们通过企业自我报告的财务困难和信贷获取条件直接衡量财务约束，而非依赖杠杆率或企业规模等资产负债表代理指标。</w:t>
       </w:r>
     </w:p>
     <w:p>
@@ -123,7 +123,7 @@
           <w:b w:val="0"/>
           <w:sz w:val="24"/>
         </w:rPr>
-        <w:t>困难或报告过度约束。最后，我们的结果凸显了劳动力市场刚性在新凯恩斯主义模型中的重要性。生产预期与就业预期调整之间的差距表明，存在招聘和解雇成本，以及寻找新员工和辞退现有员工的难度。Lechthaler等人（2010）在其新凯恩斯主义模型中证明了劳动力调整成本的相关性，用以从货币政策冲击中推导出持续性的失业效应，以及就业创造与就业破坏之间的负相关关系。</w:t>
+        <w:t>困难或报告过度约束。最后，我们的结果强调了劳动力市场刚性在新凯恩斯主义模型中的重要性。生产预期与就业预期调整之间的差距表明，存在招聘和解雇成本，以及寻找新员工和辞退现有员工的难度。Lechthaler等人（2010）在其新凯恩斯主义模型中证明了劳动力调整成本的相关性，该模型用于从货币政策冲击中推导出持续性的失业效应，以及就业创造与就业破坏之间的负相关关系。</w:t>
       </w:r>
     </w:p>
     <w:p>
@@ -137,7 +137,7 @@
           <w:b w:val="0"/>
           <w:sz w:val="24"/>
         </w:rPr>
-        <w:t>Enders等人（2019）的研究表明，企业的价格预期和生产预期会对欧洲央行的公告作出反应。我们在三个方向上有所不同：从产品市场转向劳动力市场，其中制度特征产生了根本不同的动态变化；从即时影响转向通过局部投影法揭示的完整动态路径，发现就业预期的持续性远超生产预期；以及通过财务约束和劳动力市场约束分析货币政策对企业预期的传导。Bottone和Rosolia（2019）、Ferrando等人（2022）以及Di Pace等人（2025）分别提供了货币政策对通胀预期、信贷获取预期和价格预期影响的补充证据。</w:t>
+        <w:t>Enders et al. (2019)的研究表明，企业的价格预期和生产预期会对欧洲央行的公告作出反应。我们在三个方向上有所不同：从产品市场转向劳动力市场，其中制度特征产生了根本不同的动态变化；从即时影响转向通过局部投影法揭示的完整动态路径，显示出就业预期的持续性远超生产预期；以及通过财务约束和劳动力市场约束来分析货币政策对企业预期的传导。Bottone和Rosolia（2019）、Ferrando等人（2022）以及Di Pace等人（2025）分别提供了货币政策对通胀预期、信贷获取预期和价格预期影响的补充证据。</w:t>
       </w:r>
     </w:p>
     <w:p>
@@ -151,7 +151,7 @@
           <w:b w:val="0"/>
           <w:sz w:val="24"/>
         </w:rPr>
-        <w:t>(2020)报告了非常规政策效果不一的结果。Francis等人(2012)展示了美国各城市间政策的异质性，与之相关的是，de Groot等人(2023)记录了欧元区的一个空间维度：货币紧缩导致较贫困地区就业和劳动生产率持续下降，这表明劳动力市场调整中存在滞后效应，与我们记录的企业招聘意向持续性相呼应。此外，经济的部门构成影响货币政策向产出的传导强度(Hauptmeier等人，2025)。关于分配后果，Coglianese等人(2025)表明货币紧缩提高了瑞典的失业率和劳动力市场不平等——这与我们发现裁员边际最终占据主导的结果相呼应。Groiss(2023)强调了就业创造渠道在塑造德国工资不平等中的作用，这一机制与我们基于企业层面的招聘边际结果相印证。与我们最接近的使用企业层面数据的研究是Bahaj等人(2022)和Singh等人(2023)，他们分别展示了企业特征如何塑造英国和美国的货币政策就业效应。我们通过将研究从实际就业转向就业预期，区分招聘和解雇意向，覆盖所有主要部门，并识别财务约束、信贷获取、工会覆盖率和最低工资在欧洲央行货币政策传导中的具体作用，从而扩展了这项工作。</w:t>
+        <w:t>(2020)报告了非常规政策效果不一的结果。Francis等人(2012)展示了美国各城市间政策的异质性，与之相关的是，de Groot等人(2023)记录了欧元区的一个空间维度：货币紧缩导致较贫困地区就业和劳动生产率持续下降，这表明劳动力市场调整中存在滞后效应，这与我们在企业招聘意向中记录到的持续性相呼应。此外，经济的部门构成影响货币政策向产出的传导强度(Hauptmeier等人，2025)。关于分配后果，Coglianese等人(2025)表明，货币紧缩提高了瑞典的失业率和劳动力市场不平等——这与我们发现裁员边际最终占据主导的结果相呼应。Groiss(2023)强调了就业创造渠道在塑造德国工资不平等中的作用，我们的招聘边际结果在企业层面证实了这一机制。与我们最接近的使用企业层面数据的研究是Bahaj等人(2022)和Singh等人(2023)，他们分别展示了企业特征如何塑造英国和美国货币政策对就业的影响。我们通过将研究从实际就业转向就业预期，区分招聘和解雇意向，覆盖所有主要部门，并识别财务约束、信贷获取、工会覆盖率和最低工资在欧洲央行货币政策传导中的具体作用，来扩展这项工作。</w:t>
       </w:r>
     </w:p>
     <w:p>
@@ -165,7 +165,7 @@
           <w:b w:val="0"/>
           <w:sz w:val="24"/>
         </w:rPr>
-        <w:t>数据中心（EBDC）。该数据自1980年起以月度频率提供制造业数据，其他行业的数据随后逐步可得。³自2005年起，所有行业的数据均可获得，因此我们将样本期设定为2005年至2024年。该调查覆盖面广泛，每月约有9,000份回复，且在行业内具有代表性（Sauer et al., 2023）。⁴另一个优势在于调查的月度面板结构。我们不仅能够重复观察到相同的企业，而且该自愿性调查的回复率非常高，流失率较低。³行业（包括制造业（IBS-IND, 2024）和建筑业（IBS-CON, 2024））、服务业（包括贸易业（IBS-TRA, 2024）和其他服务业（IBS-SERV, 2024））。</w:t>
+        <w:t>数据中心（EBDC）。该数据自1980年起以月度频率覆盖制造业，其他部门的数据随后逐步可得。³自2005年起，所有部门均已纳入，因此我们将样本期设定为2005年至2024年。该调查覆盖面广泛，每月约收到9,000份回复，并在部门内具有代表性（Sauer et al., 2023）。⁴另一个优势在于调查的月度面板结构。我们不仅能够重复观察到同一批企业，而且对于一项自愿性调查而言，其回复率非常高，流失率则较低。³行业（包括制造业（IBS-IND, 2024）和建筑业（IBS-CON, 2024））、服务业（包括贸易业（IBS-TRA, 2024）和其他服务业（IBS-SERV, 2024））。</w:t>
       </w:r>
     </w:p>
     <w:p>
@@ -232,7 +232,7 @@
           <w:b w:val="0"/>
           <w:sz w:val="24"/>
         </w:rPr>
-        <w:t>,000 1</w:t>
+        <w:t>a) 每家企业观察值数量 b) 在线回复及回复日期占比</w:t>
       </w:r>
     </w:p>
     <w:p>
@@ -299,7 +299,7 @@
           <w:b w:val="0"/>
           <w:sz w:val="24"/>
         </w:rPr>
-        <w:t>高频货币政策冲击</w:t>
+        <w:t>a) 平均预期 b) 调查预期与总量指标对比</w:t>
       </w:r>
     </w:p>
     <w:p>
@@ -408,7 +408,7 @@
           <w:b w:val="0"/>
           <w:sz w:val="24"/>
         </w:rPr>
-        <w:t>表1展示了我们对企业货币政策意外即时预期响应的基准结果。第(1)列显示，目标利率意外上升25个基点会导致就业预期显著下降0.13。具体而言，在货币紧缩之后，降低就业预期的企业比增加就业预期的企业多13%。</w:t>
+        <w:t>表1展示了我们对企业货币政策意外即时预期响应的基准结果。第(1)列显示，目标利率意外上升25个基点会导致就业预期出现统计上显著的下降，幅度为0.13。具体而言，在货币紧缩之后，降低就业预期的企业比增加就业预期的企业多出13%。</w:t>
       </w:r>
     </w:p>
     <w:p>
@@ -427,288 +427,55 @@
     </w:p>
     <w:p>
       <w:pPr>
-        <w:spacing w:line="360" w:lineRule="exact"/>
-      </w:pPr>
-      <w:r>
-        <w:rPr>
-          <w:rFonts w:ascii="Courier New" w:hAnsi="Courier New" w:eastAsia="宋体"/>
-          <w:b w:val="0"/>
-          <w:sz w:val="18"/>
+        <w:spacing w:before="200"/>
+        <w:jc w:val="center"/>
+      </w:pPr>
+      <w:r>
+        <w:rPr>
+          <w:rFonts w:ascii="Times New Roman" w:hAnsi="Times New Roman" w:eastAsia="黑体"/>
+          <w:b w:val="0"/>
+          <w:sz w:val="21"/>
         </w:rPr>
         <w:t>Table 1: Immediate expectation responses</w:t>
       </w:r>
     </w:p>
     <w:p>
       <w:pPr>
-        <w:spacing w:line="360" w:lineRule="exact"/>
-      </w:pPr>
-      <w:r>
-        <w:rPr>
-          <w:rFonts w:ascii="Courier New" w:hAnsi="Courier New" w:eastAsia="宋体"/>
-          <w:b w:val="0"/>
-          <w:sz w:val="18"/>
-        </w:rPr>
-        <w:t>employment expectationproduction expectationtotalincreasedecreasetotalincreasedecrease(1)(2)(3)(4)(5)(6)TR shock × post-0.1280∗∗∗-0.0943∗∗∗0.0296∗∗∗-0.2903∗∗∗-0.0836∗∗∗0.2046∗∗∗</w:t>
-      </w:r>
-    </w:p>
-    <w:p>
-      <w:pPr>
-        <w:spacing w:line="360" w:lineRule="exact"/>
-      </w:pPr>
-      <w:r>
-        <w:rPr>
-          <w:rFonts w:ascii="Courier New" w:hAnsi="Courier New" w:eastAsia="宋体"/>
-          <w:b w:val="0"/>
-          <w:sz w:val="18"/>
-        </w:rPr>
-        <w:t>(0.0120)(0.0082)(0.0083)(0.0162)(0.0099)(0.0112)Post dummy0.0003-0.0014∗-0.0014∗∗-0.0138∗∗∗-0.0044∗∗∗0.0096∗∗∗</w:t>
-      </w:r>
-    </w:p>
-    <w:p>
-      <w:pPr>
-        <w:spacing w:line="360" w:lineRule="exact"/>
-      </w:pPr>
-      <w:r>
-        <w:rPr>
-          <w:rFonts w:ascii="Courier New" w:hAnsi="Courier New" w:eastAsia="宋体"/>
-          <w:b w:val="0"/>
-          <w:sz w:val="18"/>
-        </w:rPr>
-        <w:t>(0.0010)(0.0007)(0.0007)(0.0013)(0.0009)(0.0008)Exp employment (t-1)0.4766∗∗∗0.4118∗∗∗0.4858∗∗∗</w:t>
-      </w:r>
-    </w:p>
-    <w:p>
-      <w:pPr>
-        <w:spacing w:line="360" w:lineRule="exact"/>
-      </w:pPr>
-      <w:r>
-        <w:rPr>
-          <w:rFonts w:ascii="Courier New" w:hAnsi="Courier New" w:eastAsia="宋体"/>
-          <w:b w:val="0"/>
-          <w:sz w:val="18"/>
-        </w:rPr>
-        <w:t>(0.0012)(0.0016)(0.0016)Exp production (t-1)0.3468∗∗∗0.3140∗∗∗0.3320∗∗∗</w:t>
-      </w:r>
-    </w:p>
-    <w:p>
-      <w:pPr>
-        <w:spacing w:line="360" w:lineRule="exact"/>
-      </w:pPr>
-      <w:r>
-        <w:rPr>
-          <w:rFonts w:ascii="Courier New" w:hAnsi="Courier New" w:eastAsia="宋体"/>
-          <w:b w:val="0"/>
-          <w:sz w:val="18"/>
-        </w:rPr>
-        <w:t>(0.0013)(0.0013)(0.0015)Exp business situation (t-1)0.0576∗∗∗0.0312∗∗∗-0.0320∗∗∗0.1520∗∗∗0.0874∗∗∗-0.0752∗∗∗</w:t>
-      </w:r>
-    </w:p>
-    <w:p>
-      <w:pPr>
-        <w:spacing w:line="360" w:lineRule="exact"/>
-      </w:pPr>
-      <w:r>
-        <w:rPr>
-          <w:rFonts w:ascii="Courier New" w:hAnsi="Courier New" w:eastAsia="宋体"/>
-          <w:b w:val="0"/>
-          <w:sz w:val="18"/>
-        </w:rPr>
-        <w:t>(0.0008)(0.0005)(0.0006)(0.0012)(0.0008)(0.0007)Constant0.0067∗∗∗0.0852∗∗∗0.0675∗∗∗0.0520∗∗∗0.1612∗∗∗0.1038∗∗∗</w:t>
-      </w:r>
-    </w:p>
-    <w:p>
-      <w:pPr>
-        <w:spacing w:line="360" w:lineRule="exact"/>
-      </w:pPr>
-      <w:r>
-        <w:rPr>
-          <w:rFonts w:ascii="Courier New" w:hAnsi="Courier New" w:eastAsia="宋体"/>
-          <w:b w:val="0"/>
-          <w:sz w:val="18"/>
-        </w:rPr>
-        <w:t>(0.0006)(0.0005)(0.0004)(0.0008)(0.0006)(0.0005)</w:t>
-      </w:r>
-    </w:p>
-    <w:p>
-      <w:pPr>
-        <w:spacing w:line="360" w:lineRule="exact"/>
-      </w:pPr>
-      <w:r>
-        <w:rPr>
-          <w:rFonts w:ascii="Courier New" w:hAnsi="Courier New" w:eastAsia="宋体"/>
-          <w:b w:val="0"/>
-          <w:sz w:val="18"/>
-        </w:rPr>
-        <w:t>Firm FEyesyesyesyesyesyesMeeting FEyesyesyesyesyesyesObservations209,399209,399209,399209,799209,799209,799R20.51980.48000.47690.44810.41490.3910Number of Meetings200200200200200200</w:t>
-      </w:r>
-    </w:p>
-    <w:p>
-      <w:pPr>
-        <w:spacing w:line="360" w:lineRule="exact"/>
-      </w:pPr>
-      <w:r>
-        <w:rPr>
-          <w:rFonts w:ascii="Courier New" w:hAnsi="Courier New" w:eastAsia="宋体"/>
-          <w:b w:val="0"/>
-          <w:sz w:val="18"/>
-        </w:rPr>
-        <w:t>Notes: OLS regressions showing the monetary policy effect of treated (=post) vs non-treated firms on employ-ment and production expectations. Heteroskedasticity robust standard errors in the parenthesis. TR=TargetRate.* p&lt;0.10, ** p&lt;0.05, *** p&lt;0.001.</w:t>
-      </w:r>
-    </w:p>
-    <w:p>
-      <w:pPr>
-        <w:spacing w:line="360" w:lineRule="exact"/>
-      </w:pPr>
-      <w:r>
-        <w:rPr>
-          <w:rFonts w:ascii="Courier New" w:hAnsi="Courier New" w:eastAsia="宋体"/>
-          <w:b w:val="0"/>
-          <w:sz w:val="18"/>
-        </w:rPr>
-        <w:t>Turning to production expectations, column (4) reveals a notably larger immediate response. A</w:t>
-      </w:r>
-    </w:p>
-    <w:p>
-      <w:pPr>
-        <w:spacing w:line="360" w:lineRule="exact"/>
-      </w:pPr>
-      <w:r>
-        <w:rPr>
-          <w:rFonts w:ascii="Courier New" w:hAnsi="Courier New" w:eastAsia="宋体"/>
-          <w:b w:val="0"/>
-          <w:sz w:val="18"/>
-        </w:rPr>
-        <w:t>25 basis point Target Rate surprise reduces production expectations by 0.29 in the baseline specifi-</w:t>
-      </w:r>
-    </w:p>
-    <w:p>
-      <w:pPr>
-        <w:spacing w:line="360" w:lineRule="exact"/>
-      </w:pPr>
-      <w:r>
-        <w:rPr>
-          <w:rFonts w:ascii="Courier New" w:hAnsi="Courier New" w:eastAsia="宋体"/>
-          <w:b w:val="0"/>
-          <w:sz w:val="18"/>
-        </w:rPr>
-        <w:t>cation and even more when additional controls are added (see Table D.3). Because both expectation</w:t>
-      </w:r>
-    </w:p>
-    <w:p>
-      <w:pPr>
-        <w:spacing w:line="360" w:lineRule="exact"/>
-      </w:pPr>
-      <w:r>
-        <w:rPr>
-          <w:rFonts w:ascii="Courier New" w:hAnsi="Courier New" w:eastAsia="宋体"/>
-          <w:b w:val="0"/>
-          <w:sz w:val="18"/>
-        </w:rPr>
-        <w:t>series are ordinal, the coefficients measure the net share of firms revising their plans, not the cardinal</w:t>
-      </w:r>
-    </w:p>
-    <w:p>
-      <w:pPr>
-        <w:spacing w:line="360" w:lineRule="exact"/>
-      </w:pPr>
-      <w:r>
-        <w:rPr>
-          <w:rFonts w:ascii="Courier New" w:hAnsi="Courier New" w:eastAsia="宋体"/>
-          <w:b w:val="0"/>
-          <w:sz w:val="18"/>
-        </w:rPr>
-        <w:t>size of the revision, and are therefore best compared through the likelihood of adjustment. On that</w:t>
-      </w:r>
-    </w:p>
-    <w:p>
-      <w:pPr>
-        <w:spacing w:line="360" w:lineRule="exact"/>
-      </w:pPr>
-      <w:r>
-        <w:rPr>
-          <w:rFonts w:ascii="Courier New" w:hAnsi="Courier New" w:eastAsia="宋体"/>
-          <w:b w:val="0"/>
-          <w:sz w:val="18"/>
-        </w:rPr>
-        <w:t>basis the gap is pronounced: nearly twice as many firms adjust their production expectations rather</w:t>
-      </w:r>
-    </w:p>
-    <w:p>
-      <w:pPr>
-        <w:spacing w:line="360" w:lineRule="exact"/>
-      </w:pPr>
-      <w:r>
-        <w:rPr>
-          <w:rFonts w:ascii="Courier New" w:hAnsi="Courier New" w:eastAsia="宋体"/>
-          <w:b w:val="0"/>
-          <w:sz w:val="18"/>
-        </w:rPr>
-        <w:t>than their employment expectations directly after a monetary policy announcement. This pattern is</w:t>
-      </w:r>
-    </w:p>
-    <w:p>
-      <w:pPr>
-        <w:spacing w:line="360" w:lineRule="exact"/>
-      </w:pPr>
-      <w:r>
-        <w:rPr>
-          <w:rFonts w:ascii="Courier New" w:hAnsi="Courier New" w:eastAsia="宋体"/>
-          <w:b w:val="0"/>
-          <w:sz w:val="18"/>
-        </w:rPr>
-        <w:t>consistent with the notion that labour markets are characterised by greater rigidities than product</w:t>
-      </w:r>
-    </w:p>
-    <w:p>
-      <w:pPr>
-        <w:spacing w:line="360" w:lineRule="exact"/>
-      </w:pPr>
-      <w:r>
-        <w:rPr>
-          <w:rFonts w:ascii="Courier New" w:hAnsi="Courier New" w:eastAsia="宋体"/>
-          <w:b w:val="0"/>
-          <w:sz w:val="18"/>
-        </w:rPr>
-        <w:t>markets. Those could include adjustment costs associated with hiring and firing, related to the</w:t>
-      </w:r>
-    </w:p>
-    <w:p>
-      <w:pPr>
-        <w:spacing w:line="360" w:lineRule="exact"/>
-      </w:pPr>
-      <w:r>
-        <w:rPr>
-          <w:rFonts w:ascii="Courier New" w:hAnsi="Courier New" w:eastAsia="宋体"/>
-          <w:b w:val="0"/>
-          <w:sz w:val="18"/>
-        </w:rPr>
-        <w:t>stringency of employment protection legislation, and firm-specific human capital formation. This</w:t>
-      </w:r>
-    </w:p>
-    <w:p>
-      <w:pPr>
-        <w:spacing w:line="360" w:lineRule="exact"/>
-      </w:pPr>
-      <w:r>
-        <w:rPr>
-          <w:rFonts w:ascii="Courier New" w:hAnsi="Courier New" w:eastAsia="宋体"/>
-          <w:b w:val="0"/>
-          <w:sz w:val="18"/>
-        </w:rPr>
-        <w:t>contrast does not stem from the two variables being measured on different scales. Their cross-firm</w:t>
-      </w:r>
-    </w:p>
-    <w:p>
-      <w:pPr>
-        <w:spacing w:line="360" w:lineRule="exact"/>
-      </w:pPr>
-      <w:r>
-        <w:rPr>
-          <w:rFonts w:ascii="Courier New" w:hAnsi="Courier New" w:eastAsia="宋体"/>
-          <w:b w:val="0"/>
-          <w:sz w:val="18"/>
-        </w:rPr>
-        <w:t>12According to a cross-equation Wald test following a joint estimation, the absolute effect sizes of columns (2) and(3) in Table 1 are statistically different (p-value: 0.0005).</w:t>
+        <w:jc w:val="center"/>
+      </w:pPr>
+      <w:r>
+        <w:drawing>
+          <wp:inline xmlns:a="http://schemas.openxmlformats.org/drawingml/2006/main" xmlns:pic="http://schemas.openxmlformats.org/drawingml/2006/picture">
+            <wp:extent cx="5040000" cy="3114189"/>
+            <wp:docPr id="4" name="Picture 4"/>
+            <wp:cNvGraphicFramePr>
+              <a:graphicFrameLocks noChangeAspect="1"/>
+            </wp:cNvGraphicFramePr>
+            <a:graphic>
+              <a:graphicData uri="http://schemas.openxmlformats.org/drawingml/2006/picture">
+                <pic:pic>
+                  <pic:nvPicPr>
+                    <pic:cNvPr id="0" name="tab_p16_1.png"/>
+                    <pic:cNvPicPr/>
+                  </pic:nvPicPr>
+                  <pic:blipFill>
+                    <a:blip r:embed="rId12"/>
+                    <a:stretch>
+                      <a:fillRect/>
+                    </a:stretch>
+                  </pic:blipFill>
+                  <pic:spPr>
+                    <a:xfrm>
+                      <a:off x="0" y="0"/>
+                      <a:ext cx="5040000" cy="3114189"/>
+                    </a:xfrm>
+                    <a:prstGeom prst="rect"/>
+                  </pic:spPr>
+                </pic:pic>
+              </a:graphicData>
+            </a:graphic>
+          </wp:inline>
+        </w:drawing>
       </w:r>
     </w:p>
     <w:p>
@@ -722,7 +489,7 @@
           <w:b w:val="0"/>
           <w:sz w:val="24"/>
         </w:rPr>
-        <w:t>均值和标准差非常接近，因此对两者进行标准化处理后，差距基本保持不变：25个基点的意外冲击使标准化后的生产预期下降0.48，而就业预期下降0.25（表D.1第(4)和(5)列），比率再次接近二比一。</w:t>
+        <w:t>转向生产预期，第（4）列显示出一个显著更大的即时响应。在基准设定中，25个基点的目标利率意外会使生产预期下降0.29，而在加入额外控制变量后（见表D.3），这一降幅甚至更大。由于这两个预期序列均为有序变量，系数衡量的是调整计划的企业净占比，而非调整的绝对规模，因此最好通过调整可能性来比较。基于此，差距十分明显：在货币政策公告后，调整生产预期的企业数量几乎是调整就业预期的两倍。这一模式与劳动力市场比产品市场具有更大刚性的观点相符。这些刚性可能包括与招聘和解雇相关的调整成本，这与就业保护立法的严格程度以及企业特定人力资本的形成有关。这一差异并非源于两个变量在不同尺度上衡量。它们在企业间的均值和标准差非常相似，因此对两者进行标准化后，差距基本不变：25个基点的意外使标准化生产预期下降0.48，而就业预期下降0.25（见表D.1第（4）和（5）列），比率再次接近二比一。</w:t>
       </w:r>
     </w:p>
     <w:p>
@@ -736,7 +503,7 @@
           <w:b w:val="0"/>
           <w:sz w:val="24"/>
         </w:rPr>
-        <w:t>德国与ifo调查。因此，计划招聘或裁员的多数企业倾向于招募或解雇一人。尽管关于招聘/裁员预期的定量变量自2023年起才可得，但它有助于评估集约边际。中位数企业预期招聘一名新员工，即使第90百分位的企业也仅招聘七人（见表A.4）。为更好地拟合集约边际，我们在回归中应用了来自ifo调查的规模权重，从而使得规模较大的企业招聘更多。图2b展示了加权平均就业预期与德国总体就业增长之间的关系，并说明了其与实际动态的紧密拟合。</w:t>
+        <w:t>第（5）列和第（6）列中三分法变量的分解表明，生产预期的下降主要源于负面预期的增加。与就业预期不同，企业在面对紧缩性货币政策冲击时，其主要的即时策略并非缩减扩张计划，而是减少现有生产。</w:t>
       </w:r>
     </w:p>
     <w:p>
@@ -750,7 +517,21 @@
           <w:b w:val="0"/>
           <w:sz w:val="24"/>
         </w:rPr>
-        <w:t>此外，我们通过Zi,t−1控制滞后的货币政策冲击，以提高估计的外生性和效率。我们还加入了日历月份固定效应以考虑季节性因素。虽然在此设定下我们无法控制时间固定效应，因为这会吸收货币政策效应，但我们仍可控制企业固定效应，以控制企业间未观测到的异质性αi。13 βp h是关注系数，捕捉预期对紧缩性目标利率冲击的响应。</w:t>
+        <w:t>企业预期的动态响应</w:t>
+      </w:r>
+    </w:p>
+    <w:p>
+      <w:pPr>
+        <w:spacing w:line="480" w:lineRule="exact"/>
+        <w:ind w:firstLine="420"/>
+      </w:pPr>
+      <w:r>
+        <w:rPr>
+          <w:rFonts w:ascii="Times New Roman" w:hAnsi="Times New Roman" w:eastAsia="仿宋"/>
+          <w:b w:val="0"/>
+          <w:sz w:val="24"/>
+        </w:rPr>
+        <w:t>这种持续性符合劳动力市场摩擦的特征——包括通知期、就业保护以及重组劳动力所需的时间——这些摩擦阻碍了企业像调整生产那样迅速地调整就业。</w:t>
       </w:r>
     </w:p>
     <w:p>
@@ -761,7 +542,7 @@
         <w:drawing>
           <wp:inline xmlns:a="http://schemas.openxmlformats.org/drawingml/2006/main" xmlns:pic="http://schemas.openxmlformats.org/drawingml/2006/picture">
             <wp:extent cx="5040000" cy="1261531"/>
-            <wp:docPr id="4" name="Picture 4"/>
+            <wp:docPr id="5" name="Picture 5"/>
             <wp:cNvGraphicFramePr>
               <a:graphicFrameLocks noChangeAspect="1"/>
             </wp:cNvGraphicFramePr>
@@ -773,7 +554,7 @@
                     <pic:cNvPicPr/>
                   </pic:nvPicPr>
                   <pic:blipFill>
-                    <a:blip r:embed="rId12"/>
+                    <a:blip r:embed="rId13"/>
                     <a:stretch>
                       <a:fillRect/>
                     </a:stretch>
@@ -817,7 +598,7 @@
           <w:b w:val="0"/>
           <w:sz w:val="24"/>
         </w:rPr>
-        <w:t>图4中间面板展示了生产预期的响应。与就业形成鲜明对比的是，企业更倾向于调整其生产预期，在1个月响应区间内达到峰值效应-0.43。然而，反转速度显著更快：约6个月后，该效应在统计上不再显著异于零。超过该区间后，响应并未保持在零水平，而是在更长区间内转为正值，超过其冲击前水平，这表明就业预期与生产预期不仅在初始反应的可能性上存在差异，而且在生产预期反转和反弹的速度上也存在差异。</w:t>
+        <w:t>a) 就业预期</w:t>
       </w:r>
     </w:p>
     <w:p>
@@ -831,7 +612,7 @@
           <w:b w:val="0"/>
           <w:sz w:val="24"/>
         </w:rPr>
-        <w:t>这表明货币政策在产品市场和劳动力市场中通过不同的渠道发挥作用，其中劳动力市场表现出明显更大的惯性。德国的劳动力市场制度，包括法定就业保护、最低工资以及普遍存在的企业委员会，可能解释了这种差异性的持续性。此外，自全球金融危机以来，面对持续的技术工人短缺，企业不愿裁员（Groiss and Sondermann, 2025），这可能进一步减缓了就业预期调整的速度。</w:t>
+        <w:t>这表明货币政策在产品市场和劳动力市场中通过不同的渠道发挥作用，其中劳动力市场表现出明显更大的惯性。德国的劳动力市场制度，包括法定就业保护、最低工资以及企业职工委员会的普遍存在，可能解释了这种差异性的持续性。此外，自全球金融危机以来，面对持续的技术工人短缺，企业不愿裁员（Groiss and Sondermann, 2025），这可能进一步减缓了就业预期调整的速度。</w:t>
       </w:r>
     </w:p>
     <w:p>
@@ -842,7 +623,7 @@
         <w:drawing>
           <wp:inline xmlns:a="http://schemas.openxmlformats.org/drawingml/2006/main" xmlns:pic="http://schemas.openxmlformats.org/drawingml/2006/picture">
             <wp:extent cx="5040000" cy="1760504"/>
-            <wp:docPr id="5" name="Picture 5"/>
+            <wp:docPr id="6" name="Picture 6"/>
             <wp:cNvGraphicFramePr>
               <a:graphicFrameLocks noChangeAspect="1"/>
             </wp:cNvGraphicFramePr>
@@ -854,7 +635,7 @@
                     <pic:cNvPicPr/>
                   </pic:nvPicPr>
                   <pic:blipFill>
-                    <a:blip r:embed="rId13"/>
+                    <a:blip r:embed="rId14"/>
                     <a:stretch>
                       <a:fillRect/>
                     </a:stretch>
@@ -898,201 +679,60 @@
           <w:b w:val="0"/>
           <w:sz w:val="24"/>
         </w:rPr>
-      </w:r>
-    </w:p>
-    <w:p>
-      <w:pPr>
-        <w:spacing w:line="360" w:lineRule="exact"/>
-      </w:pPr>
-      <w:r>
-        <w:rPr>
-          <w:rFonts w:ascii="Courier New" w:hAnsi="Courier New" w:eastAsia="宋体"/>
-          <w:b w:val="0"/>
-          <w:sz w:val="18"/>
+        <w:t>a) 正面预期</w:t>
+      </w:r>
+    </w:p>
+    <w:p>
+      <w:pPr>
+        <w:spacing w:before="200"/>
+        <w:jc w:val="center"/>
+      </w:pPr>
+      <w:r>
+        <w:rPr>
+          <w:rFonts w:ascii="Times New Roman" w:hAnsi="Times New Roman" w:eastAsia="黑体"/>
+          <w:b w:val="0"/>
+          <w:sz w:val="21"/>
         </w:rPr>
         <w:t>Table 2: Employment growth response</w:t>
       </w:r>
     </w:p>
     <w:p>
       <w:pPr>
-        <w:spacing w:line="360" w:lineRule="exact"/>
-      </w:pPr>
-      <w:r>
-        <w:rPr>
-          <w:rFonts w:ascii="Courier New" w:hAnsi="Courier New" w:eastAsia="宋体"/>
-          <w:b w:val="0"/>
-          <w:sz w:val="18"/>
-        </w:rPr>
-        <w:t>year-ahead employment growth(1)(2)(3)(4)TR shock-1.4200∗∗∗-0.5973∗∗∗-0.2636-1.7360∗∗∗</w:t>
-      </w:r>
-    </w:p>
-    <w:p>
-      <w:pPr>
-        <w:spacing w:line="360" w:lineRule="exact"/>
-      </w:pPr>
-      <w:r>
-        <w:rPr>
-          <w:rFonts w:ascii="Courier New" w:hAnsi="Courier New" w:eastAsia="宋体"/>
-          <w:b w:val="0"/>
-          <w:sz w:val="18"/>
-        </w:rPr>
-        <w:t>(0.4055)(0.0821)(0.2405)(0.3649)Declining employment expectations (t-1)-0.6123∗∗∗-0.3672∗∗∗</w:t>
-      </w:r>
-    </w:p>
-    <w:p>
-      <w:pPr>
-        <w:spacing w:line="360" w:lineRule="exact"/>
-      </w:pPr>
-      <w:r>
-        <w:rPr>
-          <w:rFonts w:ascii="Courier New" w:hAnsi="Courier New" w:eastAsia="宋体"/>
-          <w:b w:val="0"/>
-          <w:sz w:val="18"/>
-        </w:rPr>
-        <w:t>(0.2237)(0.0240)Increasing employment expectations (t-1)0.3847∗∗∗0.2135∗∗∗</w:t>
-      </w:r>
-    </w:p>
-    <w:p>
-      <w:pPr>
-        <w:spacing w:line="360" w:lineRule="exact"/>
-      </w:pPr>
-      <w:r>
-        <w:rPr>
-          <w:rFonts w:ascii="Courier New" w:hAnsi="Courier New" w:eastAsia="宋体"/>
-          <w:b w:val="0"/>
-          <w:sz w:val="18"/>
-        </w:rPr>
-        <w:t>(0.1480)(0.0249)Employment growth (t-1)0.8932∗∗∗0.9541∗∗∗0.8888∗∗∗0.9196∗∗∗</w:t>
-      </w:r>
-    </w:p>
-    <w:p>
-      <w:pPr>
-        <w:spacing w:line="360" w:lineRule="exact"/>
-      </w:pPr>
-      <w:r>
-        <w:rPr>
-          <w:rFonts w:ascii="Courier New" w:hAnsi="Courier New" w:eastAsia="宋体"/>
-          <w:b w:val="0"/>
-          <w:sz w:val="18"/>
-        </w:rPr>
-        <w:t>(0.0289)(0.0028)(0.0086)(0.0061)Employment growth (t-2)0.0196-0.0083∗∗∗0.0108-0.0078(0.0248)(0.0028)(0.0081)(0.0070)Employment growth (t-3)-0.0615∗∗∗-0.0568∗∗∗-0.0485∗∗∗-0.0361∗∗∗</w:t>
-      </w:r>
-    </w:p>
-    <w:p>
-      <w:pPr>
-        <w:spacing w:line="360" w:lineRule="exact"/>
-      </w:pPr>
-      <w:r>
-        <w:rPr>
-          <w:rFonts w:ascii="Courier New" w:hAnsi="Courier New" w:eastAsia="宋体"/>
-          <w:b w:val="0"/>
-          <w:sz w:val="18"/>
-        </w:rPr>
-        <w:t>(0.0117)(0.0019)(0.0082)(0.0042)Lagged policy shocksyesyesyesyesFirm and calendar month FEyesyesyesyesObservations1,199,9551,109,829124,973113,457R20.81690.85380.83910.8682Number of Meetings200200200200</w:t>
-      </w:r>
-    </w:p>
-    <w:p>
-      <w:pPr>
-        <w:spacing w:line="360" w:lineRule="exact"/>
-      </w:pPr>
-      <w:r>
-        <w:rPr>
-          <w:rFonts w:ascii="Courier New" w:hAnsi="Courier New" w:eastAsia="宋体"/>
-          <w:b w:val="0"/>
-          <w:sz w:val="18"/>
-        </w:rPr>
-        <w:t>Notes: OLS regressions showing the monetary policy effect on 12-month employment growth.Firm cluster robust standard errors in the parenthesis. TR=Target Rate.* p&lt;0.10, **p&lt;0.05, *** p&lt;0.001.</w:t>
-      </w:r>
-    </w:p>
-    <w:p>
-      <w:pPr>
-        <w:spacing w:line="360" w:lineRule="exact"/>
-      </w:pPr>
-      <w:r>
-        <w:rPr>
-          <w:rFonts w:ascii="Courier New" w:hAnsi="Courier New" w:eastAsia="宋体"/>
-          <w:b w:val="0"/>
-          <w:sz w:val="18"/>
-        </w:rPr>
-        <w:t>We provide a range of estimates instead of a specific estimate, as the estimates should be</w:t>
-      </w:r>
-    </w:p>
-    <w:p>
-      <w:pPr>
-        <w:spacing w:line="360" w:lineRule="exact"/>
-      </w:pPr>
-      <w:r>
-        <w:rPr>
-          <w:rFonts w:ascii="Courier New" w:hAnsi="Courier New" w:eastAsia="宋体"/>
-          <w:b w:val="0"/>
-          <w:sz w:val="18"/>
-        </w:rPr>
-        <w:t>interpreted with caution.The firm-level employment variable is mostly reported at an annual</w:t>
-      </w:r>
-    </w:p>
-    <w:p>
-      <w:pPr>
-        <w:spacing w:line="360" w:lineRule="exact"/>
-      </w:pPr>
-      <w:r>
-        <w:rPr>
-          <w:rFonts w:ascii="Courier New" w:hAnsi="Courier New" w:eastAsia="宋体"/>
-          <w:b w:val="0"/>
-          <w:sz w:val="18"/>
-        </w:rPr>
-        <w:t>frequency and forwarded across months by the ifo institute, which introduces measurement noise. To</w:t>
-      </w:r>
-    </w:p>
-    <w:p>
-      <w:pPr>
-        <w:spacing w:line="360" w:lineRule="exact"/>
-      </w:pPr>
-      <w:r>
-        <w:rPr>
-          <w:rFonts w:ascii="Courier New" w:hAnsi="Courier New" w:eastAsia="宋体"/>
-          <w:b w:val="0"/>
-          <w:sz w:val="18"/>
-        </w:rPr>
-        <w:t>capture the induced serial correlation within firms’ observations, we control for lagged employment</w:t>
-      </w:r>
-    </w:p>
-    <w:p>
-      <w:pPr>
-        <w:spacing w:line="360" w:lineRule="exact"/>
-      </w:pPr>
-      <w:r>
-        <w:rPr>
-          <w:rFonts w:ascii="Courier New" w:hAnsi="Courier New" w:eastAsia="宋体"/>
-          <w:b w:val="0"/>
-          <w:sz w:val="18"/>
-        </w:rPr>
-        <w:t>growth and estimate firm cluster robust standard errors. Column (1) reports the estimates using the</w:t>
-      </w:r>
-    </w:p>
-    <w:p>
-      <w:pPr>
-        <w:spacing w:line="360" w:lineRule="exact"/>
-      </w:pPr>
-      <w:r>
-        <w:rPr>
-          <w:rFonts w:ascii="Courier New" w:hAnsi="Courier New" w:eastAsia="宋体"/>
-          <w:b w:val="0"/>
-          <w:sz w:val="18"/>
-        </w:rPr>
-        <w:t>same sample and specification as for the local projections. This includes three lags of employment</w:t>
-      </w:r>
-    </w:p>
-    <w:p>
-      <w:pPr>
-        <w:spacing w:line="360" w:lineRule="exact"/>
-      </w:pPr>
-      <w:r>
-        <w:rPr>
-          <w:rFonts w:ascii="Courier New" w:hAnsi="Courier New" w:eastAsia="宋体"/>
-          <w:b w:val="0"/>
-          <w:sz w:val="18"/>
-        </w:rPr>
-        <w:t>15Given that the net balance deteriorates by 0.21, at least 21% of firms will have to revise their expectationsdownwards (if none revise them upwards). Assuming that each of these firms plans to reduce its workforce by oneemployee (see A.4) and that there are around 3.4 million firms in Germany, this would result in the loss of 0.71 millionjobs. Compared to the total number of employees in Germany in 2024 (42 million), this would represent a 1.7%reduction in employment, similar to the aggregate employment responses in Figure 6.</w:t>
+        <w:jc w:val="center"/>
+      </w:pPr>
+      <w:r>
+        <w:drawing>
+          <wp:inline xmlns:a="http://schemas.openxmlformats.org/drawingml/2006/main" xmlns:pic="http://schemas.openxmlformats.org/drawingml/2006/picture">
+            <wp:extent cx="5040000" cy="3295385"/>
+            <wp:docPr id="7" name="Picture 7"/>
+            <wp:cNvGraphicFramePr>
+              <a:graphicFrameLocks noChangeAspect="1"/>
+            </wp:cNvGraphicFramePr>
+            <a:graphic>
+              <a:graphicData uri="http://schemas.openxmlformats.org/drawingml/2006/picture">
+                <pic:pic>
+                  <pic:nvPicPr>
+                    <pic:cNvPr id="0" name="tab_p22_1.png"/>
+                    <pic:cNvPicPr/>
+                  </pic:nvPicPr>
+                  <pic:blipFill>
+                    <a:blip r:embed="rId15"/>
+                    <a:stretch>
+                      <a:fillRect/>
+                    </a:stretch>
+                  </pic:blipFill>
+                  <pic:spPr>
+                    <a:xfrm>
+                      <a:off x="0" y="0"/>
+                      <a:ext cx="5040000" cy="3295385"/>
+                    </a:xfrm>
+                    <a:prstGeom prst="rect"/>
+                  </pic:spPr>
+                </pic:pic>
+              </a:graphicData>
+            </a:graphic>
+          </wp:inline>
+        </w:drawing>
       </w:r>
     </w:p>
     <w:p>
@@ -1106,7 +746,7 @@
           <w:b w:val="0"/>
           <w:sz w:val="24"/>
         </w:rPr>
-        <w:t>增长及货币政策冲击的三个滞后项，以及固定效应。由于这些估计可能受到异常值或错误数据的影响，而这在有序因变量的回归中并不相关，第（2）列提供了剔除就业增长观测值上下各3%后的估计结果。</w:t>
+        <w:t>我们提供一系列估计值而非单一估计值，因为这些估计应谨慎解读。企业层面的就业变量大多按年度频率报告，并由ifo研究所跨月转发，这引入了测量噪声。为捕捉企业观测值内由此引发的序列相关性，我们控制了滞后就业增长，并估计企业聚类稳健标准误。第(1)列报告了使用与局部投影法相同样本和规格的估计结果，其中包括三期就业增长滞后项、三期货币政策冲击滞后项以及固定效应。鉴于净余额下降0.21，至少21%的企业将不得不下调其预期（如果没有企业上调预期的话）。假设这些企业每家计划裁员一名员工（见A.4），且德国约有340万家企业，这将导致71万个工作岗位的流失。与2024年德国员工总数（4200万）相比，这相当于就业减少1.7%，与图6中的总体就业响应相似。</w:t>
       </w:r>
     </w:p>
     <w:p>
@@ -1120,7 +760,7 @@
           <w:b w:val="0"/>
           <w:sz w:val="24"/>
         </w:rPr>
-        <w:t>更长时间。职位空缺减少和劳动力规模缩小反映在失业率上升上，这一上升在统计上显著但略有延迟，并在十二个月后达到峰值。</w:t>
+        <w:t>预期的作用对货币政策传导同样重要。在第（3）列和第（4）列中，我们划分了样本，分别评估目标利率冲击对政策意外前就业预期为正（第（3）列）和就业预期为负（第（4）列）的企业实际就业增长的影响。对于就业预期为正的企业，紧缩性货币政策冲击的影响较小且统计上不显著。相比之下，对劳动力规模持悲观态度的企业则大幅削减员工，从而推动了第（2）列中整体样本的负系数。</w:t>
       </w:r>
     </w:p>
     <w:p>
@@ -1131,7 +771,7 @@
         <w:drawing>
           <wp:inline xmlns:a="http://schemas.openxmlformats.org/drawingml/2006/main" xmlns:pic="http://schemas.openxmlformats.org/drawingml/2006/picture">
             <wp:extent cx="5040000" cy="1421217"/>
-            <wp:docPr id="6" name="Picture 6"/>
+            <wp:docPr id="8" name="Picture 8"/>
             <wp:cNvGraphicFramePr>
               <a:graphicFrameLocks noChangeAspect="1"/>
             </wp:cNvGraphicFramePr>
@@ -1143,7 +783,7 @@
                     <pic:cNvPicPr/>
                   </pic:nvPicPr>
                   <pic:blipFill>
-                    <a:blip r:embed="rId14"/>
+                    <a:blip r:embed="rId16"/>
                     <a:stretch>
                       <a:fillRect/>
                     </a:stretch>
@@ -1206,249 +846,55 @@
     </w:p>
     <w:p>
       <w:pPr>
-        <w:spacing w:line="360" w:lineRule="exact"/>
-      </w:pPr>
-      <w:r>
-        <w:rPr>
-          <w:rFonts w:ascii="Courier New" w:hAnsi="Courier New" w:eastAsia="宋体"/>
-          <w:b w:val="0"/>
-          <w:sz w:val="18"/>
+        <w:spacing w:before="200"/>
+        <w:jc w:val="center"/>
+      </w:pPr>
+      <w:r>
+        <w:rPr>
+          <w:rFonts w:ascii="Times New Roman" w:hAnsi="Times New Roman" w:eastAsia="黑体"/>
+          <w:b w:val="0"/>
+          <w:sz w:val="21"/>
         </w:rPr>
         <w:t>Table 3: Employment expectation responses - nonlinearity and information effects</w:t>
       </w:r>
     </w:p>
     <w:p>
       <w:pPr>
-        <w:spacing w:line="360" w:lineRule="exact"/>
-      </w:pPr>
-      <w:r>
-        <w:rPr>
-          <w:rFonts w:ascii="Courier New" w:hAnsi="Courier New" w:eastAsia="宋体"/>
-          <w:b w:val="0"/>
-          <w:sz w:val="18"/>
-        </w:rPr>
-        <w:t>employment expectation(1)(2)(3)(4)(5)TR shock × post-0.0433∗</w:t>
-      </w:r>
-    </w:p>
-    <w:p>
-      <w:pPr>
-        <w:spacing w:line="360" w:lineRule="exact"/>
-      </w:pPr>
-      <w:r>
-        <w:rPr>
-          <w:rFonts w:ascii="Courier New" w:hAnsi="Courier New" w:eastAsia="宋体"/>
-          <w:b w:val="0"/>
-          <w:sz w:val="18"/>
-        </w:rPr>
-        <w:t>(0.0256)Cubic TR shock × post-0.6554∗∗∗</w:t>
-      </w:r>
-    </w:p>
-    <w:p>
-      <w:pPr>
-        <w:spacing w:line="360" w:lineRule="exact"/>
-      </w:pPr>
-      <w:r>
-        <w:rPr>
-          <w:rFonts w:ascii="Courier New" w:hAnsi="Courier New" w:eastAsia="宋体"/>
-          <w:b w:val="0"/>
-          <w:sz w:val="18"/>
-        </w:rPr>
-        <w:t>(0.1729)JK monetary shock × post-0.1207∗∗∗</w:t>
-      </w:r>
-    </w:p>
-    <w:p>
-      <w:pPr>
-        <w:spacing w:line="360" w:lineRule="exact"/>
-      </w:pPr>
-      <w:r>
-        <w:rPr>
-          <w:rFonts w:ascii="Courier New" w:hAnsi="Courier New" w:eastAsia="宋体"/>
-          <w:b w:val="0"/>
-          <w:sz w:val="18"/>
-        </w:rPr>
-        <w:t>(0.0271)JK info shock × post0.3343∗∗∗</w:t>
-      </w:r>
-    </w:p>
-    <w:p>
-      <w:pPr>
-        <w:spacing w:line="360" w:lineRule="exact"/>
-      </w:pPr>
-      <w:r>
-        <w:rPr>
-          <w:rFonts w:ascii="Courier New" w:hAnsi="Courier New" w:eastAsia="宋体"/>
-          <w:b w:val="0"/>
-          <w:sz w:val="18"/>
-        </w:rPr>
-        <w:t>(0.0338)Positive TR shock × post-0.1537∗∗∗</w:t>
-      </w:r>
-    </w:p>
-    <w:p>
-      <w:pPr>
-        <w:spacing w:line="360" w:lineRule="exact"/>
-      </w:pPr>
-      <w:r>
-        <w:rPr>
-          <w:rFonts w:ascii="Courier New" w:hAnsi="Courier New" w:eastAsia="宋体"/>
-          <w:b w:val="0"/>
-          <w:sz w:val="18"/>
-        </w:rPr>
-        <w:t>(0.0132)Negative TR shock × post0.0665(0.0423)Policy rate change × post0.1357(0.1439)FG shock × post0.0120(0.0085)</w:t>
-      </w:r>
-    </w:p>
-    <w:p>
-      <w:pPr>
-        <w:spacing w:line="360" w:lineRule="exact"/>
-      </w:pPr>
-      <w:r>
-        <w:rPr>
-          <w:rFonts w:ascii="Courier New" w:hAnsi="Courier New" w:eastAsia="宋体"/>
-          <w:b w:val="0"/>
-          <w:sz w:val="18"/>
-        </w:rPr>
-        <w:t>Firm FEyesyesyesyesyesMeeting FEyesyesyesyesyesObservations209,399193,480209,399209,399209,399R20.51980.46700.51980.51970.5197Number of Meetings200188200200200</w:t>
-      </w:r>
-    </w:p>
-    <w:p>
-      <w:pPr>
-        <w:spacing w:line="360" w:lineRule="exact"/>
-      </w:pPr>
-      <w:r>
-        <w:rPr>
-          <w:rFonts w:ascii="Courier New" w:hAnsi="Courier New" w:eastAsia="宋体"/>
-          <w:b w:val="0"/>
-          <w:sz w:val="18"/>
-        </w:rPr>
-        <w:t>Notes: OLS regressions showing the monetary policy effect of treated (=post) vs non-treatedfirms on employment expectations. Heteroskedasticity robust standard errors in the parenthesis.(1) cubic effects, (2) Jaroci´nski and Karadi (2020) policy surprises, (3) asymmetric effects, (4)policy rate change, (5) forward guidance shocks. TR=Target Rate, FG=Forward Guidance,JK=Jarocinski/Karadi.* p&lt;0.10, ** p&lt;0.05, *** p&lt;0.001.</w:t>
-      </w:r>
-    </w:p>
-    <w:p>
-      <w:pPr>
-        <w:spacing w:line="360" w:lineRule="exact"/>
-      </w:pPr>
-      <w:r>
-        <w:rPr>
-          <w:rFonts w:ascii="Courier New" w:hAnsi="Courier New" w:eastAsia="宋体"/>
-          <w:b w:val="0"/>
-          <w:sz w:val="18"/>
-        </w:rPr>
-        <w:t>Di Pace et al. (2025) compare different measures of monetary policy to test which indicator</w:t>
-      </w:r>
-    </w:p>
-    <w:p>
-      <w:pPr>
-        <w:spacing w:line="360" w:lineRule="exact"/>
-      </w:pPr>
-      <w:r>
-        <w:rPr>
-          <w:rFonts w:ascii="Courier New" w:hAnsi="Courier New" w:eastAsia="宋体"/>
-          <w:b w:val="0"/>
-          <w:sz w:val="18"/>
-        </w:rPr>
-        <w:t>matters for British firms. They find that firms price expectations react to the actual policy rate</w:t>
-      </w:r>
-    </w:p>
-    <w:p>
-      <w:pPr>
-        <w:spacing w:line="360" w:lineRule="exact"/>
-      </w:pPr>
-      <w:r>
-        <w:rPr>
-          <w:rFonts w:ascii="Courier New" w:hAnsi="Courier New" w:eastAsia="宋体"/>
-          <w:b w:val="0"/>
-          <w:sz w:val="18"/>
-        </w:rPr>
-        <w:t>change and narrative shocks, but not to ‘sophisticated’ high-frequency shocks arising at financial</w:t>
-      </w:r>
-    </w:p>
-    <w:p>
-      <w:pPr>
-        <w:spacing w:line="360" w:lineRule="exact"/>
-      </w:pPr>
-      <w:r>
-        <w:rPr>
-          <w:rFonts w:ascii="Courier New" w:hAnsi="Courier New" w:eastAsia="宋体"/>
-          <w:b w:val="0"/>
-          <w:sz w:val="18"/>
-        </w:rPr>
-        <w:t>markets. Therefore, we run regressions on changes in the ECB’s main refinancing operations rate</w:t>
-      </w:r>
-    </w:p>
-    <w:p>
-      <w:pPr>
-        <w:spacing w:line="360" w:lineRule="exact"/>
-      </w:pPr>
-      <w:r>
-        <w:rPr>
-          <w:rFonts w:ascii="Courier New" w:hAnsi="Courier New" w:eastAsia="宋体"/>
-          <w:b w:val="0"/>
-          <w:sz w:val="18"/>
-        </w:rPr>
-        <w:t>in column (4). In contrast to Di Pace et al. (2025), we do not find statistically significant effects on</w:t>
-      </w:r>
-    </w:p>
-    <w:p>
-      <w:pPr>
-        <w:spacing w:line="360" w:lineRule="exact"/>
-      </w:pPr>
-      <w:r>
-        <w:rPr>
-          <w:rFonts w:ascii="Courier New" w:hAnsi="Courier New" w:eastAsia="宋体"/>
-          <w:b w:val="0"/>
-          <w:sz w:val="18"/>
-        </w:rPr>
-        <w:t>firm expectations. The anticipation of policy rate changes and the information effects captured in</w:t>
-      </w:r>
-    </w:p>
-    <w:p>
-      <w:pPr>
-        <w:spacing w:line="360" w:lineRule="exact"/>
-      </w:pPr>
-      <w:r>
-        <w:rPr>
-          <w:rFonts w:ascii="Courier New" w:hAnsi="Courier New" w:eastAsia="宋体"/>
-          <w:b w:val="0"/>
-          <w:sz w:val="18"/>
-        </w:rPr>
-        <w:t>the policy announcement seem to dominate among German firms. However, we find significant and</w:t>
-      </w:r>
-    </w:p>
-    <w:p>
-      <w:pPr>
-        <w:spacing w:line="360" w:lineRule="exact"/>
-      </w:pPr>
-      <w:r>
-        <w:rPr>
-          <w:rFonts w:ascii="Courier New" w:hAnsi="Courier New" w:eastAsia="宋体"/>
-          <w:b w:val="0"/>
-          <w:sz w:val="18"/>
-        </w:rPr>
-        <w:t>theory-consistent responses to high-frequency monetary policy shocks, in line with other studies</w:t>
-      </w:r>
-    </w:p>
-    <w:p>
-      <w:pPr>
-        <w:spacing w:line="360" w:lineRule="exact"/>
-      </w:pPr>
-      <w:r>
-        <w:rPr>
-          <w:rFonts w:ascii="Courier New" w:hAnsi="Courier New" w:eastAsia="宋体"/>
-          <w:b w:val="0"/>
-          <w:sz w:val="18"/>
-        </w:rPr>
-        <w:t>analysing realised firm-level employment (e.g. Bahaj et al., 2022), implying that even small firms</w:t>
-      </w:r>
-    </w:p>
-    <w:p>
-      <w:pPr>
-        <w:spacing w:line="360" w:lineRule="exact"/>
-      </w:pPr>
-      <w:r>
-        <w:rPr>
-          <w:rFonts w:ascii="Courier New" w:hAnsi="Courier New" w:eastAsia="宋体"/>
-          <w:b w:val="0"/>
-          <w:sz w:val="18"/>
-        </w:rPr>
-        <w:t>react to financial market changes.</w:t>
+        <w:jc w:val="center"/>
+      </w:pPr>
+      <w:r>
+        <w:drawing>
+          <wp:inline xmlns:a="http://schemas.openxmlformats.org/drawingml/2006/main" xmlns:pic="http://schemas.openxmlformats.org/drawingml/2006/picture">
+            <wp:extent cx="5040000" cy="4246442"/>
+            <wp:docPr id="9" name="Picture 9"/>
+            <wp:cNvGraphicFramePr>
+              <a:graphicFrameLocks noChangeAspect="1"/>
+            </wp:cNvGraphicFramePr>
+            <a:graphic>
+              <a:graphicData uri="http://schemas.openxmlformats.org/drawingml/2006/picture">
+                <pic:pic>
+                  <pic:nvPicPr>
+                    <pic:cNvPr id="0" name="tab_p26_1.png"/>
+                    <pic:cNvPicPr/>
+                  </pic:nvPicPr>
+                  <pic:blipFill>
+                    <a:blip r:embed="rId17"/>
+                    <a:stretch>
+                      <a:fillRect/>
+                    </a:stretch>
+                  </pic:blipFill>
+                  <pic:spPr>
+                    <a:xfrm>
+                      <a:off x="0" y="0"/>
+                      <a:ext cx="5040000" cy="4246442"/>
+                    </a:xfrm>
+                    <a:prstGeom prst="rect"/>
+                  </pic:spPr>
+                </pic:pic>
+              </a:graphicData>
+            </a:graphic>
+          </wp:inline>
+        </w:drawing>
       </w:r>
     </w:p>
     <w:p>
@@ -1462,241 +908,7 @@
           <w:b w:val="0"/>
           <w:sz w:val="24"/>
         </w:rPr>
-        <w:t>最后，我们还比较了常规货币政策与紧缩性前瞻性指引冲击的影响。列（5）显示，前瞻性指引呈现出明显不同的模式。其对就业预期的影响在经济上可忽略不计，且在统计上不显著（0.012）。这一发现与以下解释一致：前瞻性指引的设计目标是中期预期和未来经济状况，而非促使招聘计划立即调整。鉴于其着眼于中期发展，前瞻性指引对预期的影响可能比常规货币政策更为缓慢。同样，前瞻性指引对生产预期的影响也较小且不显著（-0.015）。</w:t>
-      </w:r>
-    </w:p>
-    <w:p>
-      <w:pPr>
-        <w:spacing w:line="360" w:lineRule="exact"/>
-      </w:pPr>
-      <w:r>
-        <w:rPr>
-          <w:rFonts w:ascii="Courier New" w:hAnsi="Courier New" w:eastAsia="宋体"/>
-          <w:b w:val="0"/>
-          <w:sz w:val="18"/>
-        </w:rPr>
-        <w:t>Table 4: Employment expectation responses - Robustness</w:t>
-      </w:r>
-    </w:p>
-    <w:p>
-      <w:pPr>
-        <w:spacing w:line="360" w:lineRule="exact"/>
-      </w:pPr>
-      <w:r>
-        <w:rPr>
-          <w:rFonts w:ascii="Courier New" w:hAnsi="Courier New" w:eastAsia="宋体"/>
-          <w:b w:val="0"/>
-          <w:sz w:val="18"/>
-        </w:rPr>
-        <w:t>employment expectation(1)(2)(3)(4)(increase)(decrease)Target Rate shock × post-0.1570∗∗∗-0.1281∗∗∗-0.1166∗∗∗-0.1003∗∗∗-0.7654∗∗∗0.7231∗∗∗</w:t>
-      </w:r>
-    </w:p>
-    <w:p>
-      <w:pPr>
-        <w:spacing w:line="360" w:lineRule="exact"/>
-      </w:pPr>
-      <w:r>
-        <w:rPr>
-          <w:rFonts w:ascii="Courier New" w:hAnsi="Courier New" w:eastAsia="宋体"/>
-          <w:b w:val="0"/>
-          <w:sz w:val="18"/>
-        </w:rPr>
-        <w:t>(0.0222)(0.0122)(0.0141)(0.0303)(0.1160)(0.1112)</w:t>
-      </w:r>
-    </w:p>
-    <w:p>
-      <w:pPr>
-        <w:spacing w:line="360" w:lineRule="exact"/>
-      </w:pPr>
-      <w:r>
-        <w:rPr>
-          <w:rFonts w:ascii="Courier New" w:hAnsi="Courier New" w:eastAsia="宋体"/>
-          <w:b w:val="0"/>
-          <w:sz w:val="18"/>
-        </w:rPr>
-        <w:t>Further controlsnonoyesnononoFirm FEyesyesyesyesyesyesMeeting FEyesyesyesyesyesyesObservations341,792209,399117,371209,399209,399209,399R20.43800.51980.56820.4655Number of Meetings200200200200200200</w:t>
-      </w:r>
-    </w:p>
-    <w:p>
-      <w:pPr>
-        <w:spacing w:line="360" w:lineRule="exact"/>
-      </w:pPr>
-      <w:r>
-        <w:rPr>
-          <w:rFonts w:ascii="Courier New" w:hAnsi="Courier New" w:eastAsia="宋体"/>
-          <w:b w:val="0"/>
-          <w:sz w:val="18"/>
-        </w:rPr>
-        <w:t>Notes: OLS regressions showing the monetary policy effect of treated (=post) vs non-treated firms on employ-ment expectations. Heteroskedasticity robust standard errors in the parenthesis. Further controls include fiveadditional lags in the respective expectation variable, current state of the business and number of employees(in log). (1) +/- 4 working day window, (2) set largest +/- shock to zero, (3) extra controls, (4) not weightedby firm-size, (5) multinomial logit: increasing workforce (vs unchanged), (6) multinomial logit: decreasingworkforce (vs unchanged). TR=Target Rate.* p&lt;0.10, ** p&lt;0.05, *** p&lt;0.001.</w:t>
-      </w:r>
-    </w:p>
-    <w:p>
-      <w:pPr>
-        <w:spacing w:line="360" w:lineRule="exact"/>
-      </w:pPr>
-      <w:r>
-        <w:rPr>
-          <w:rFonts w:ascii="Courier New" w:hAnsi="Courier New" w:eastAsia="宋体"/>
-          <w:b w:val="0"/>
-          <w:sz w:val="18"/>
-        </w:rPr>
-        <w:t>of decreasing employment expectations, in line with the OLS estimates. The monetary effects on</w:t>
-      </w:r>
-    </w:p>
-    <w:p>
-      <w:pPr>
-        <w:spacing w:line="360" w:lineRule="exact"/>
-      </w:pPr>
-      <w:r>
-        <w:rPr>
-          <w:rFonts w:ascii="Courier New" w:hAnsi="Courier New" w:eastAsia="宋体"/>
-          <w:b w:val="0"/>
-          <w:sz w:val="18"/>
-        </w:rPr>
-        <w:t>production expectations are similarly robust, as summarised in Table D.3.</w:t>
-      </w:r>
-    </w:p>
-    <w:p>
-      <w:pPr>
-        <w:spacing w:line="360" w:lineRule="exact"/>
-      </w:pPr>
-      <w:r>
-        <w:rPr>
-          <w:rFonts w:ascii="Courier New" w:hAnsi="Courier New" w:eastAsia="宋体"/>
-          <w:b w:val="0"/>
-          <w:sz w:val="18"/>
-        </w:rPr>
-        <w:t>The dynamic results are also robust to adjustments to the specification. To test for potential</w:t>
-      </w:r>
-    </w:p>
-    <w:p>
-      <w:pPr>
-        <w:spacing w:line="360" w:lineRule="exact"/>
-      </w:pPr>
-      <w:r>
-        <w:rPr>
-          <w:rFonts w:ascii="Courier New" w:hAnsi="Courier New" w:eastAsia="宋体"/>
-          <w:b w:val="0"/>
-          <w:sz w:val="18"/>
-        </w:rPr>
-        <w:t>bias, as described in Nickell (1981), when including firm fixed effects and the lagged dependent</w:t>
-      </w:r>
-    </w:p>
-    <w:p>
-      <w:pPr>
-        <w:spacing w:line="360" w:lineRule="exact"/>
-      </w:pPr>
-      <w:r>
-        <w:rPr>
-          <w:rFonts w:ascii="Courier New" w:hAnsi="Courier New" w:eastAsia="宋体"/>
-          <w:b w:val="0"/>
-          <w:sz w:val="18"/>
-        </w:rPr>
-        <w:t>variable, we estimate a split-panel jackknife estimator. Using this bias-corrected estimator produces</w:t>
-      </w:r>
-    </w:p>
-    <w:p>
-      <w:pPr>
-        <w:spacing w:line="360" w:lineRule="exact"/>
-      </w:pPr>
-      <w:r>
-        <w:rPr>
-          <w:rFonts w:ascii="Courier New" w:hAnsi="Courier New" w:eastAsia="宋体"/>
-          <w:b w:val="0"/>
-          <w:sz w:val="18"/>
-        </w:rPr>
-        <w:t>similar, albeit more volatile, IRFs (see Figure D.1). The qualitative conclusion of a weaker but more</w:t>
-      </w:r>
-    </w:p>
-    <w:p>
-      <w:pPr>
-        <w:spacing w:line="360" w:lineRule="exact"/>
-      </w:pPr>
-      <w:r>
-        <w:rPr>
-          <w:rFonts w:ascii="Courier New" w:hAnsi="Courier New" w:eastAsia="宋体"/>
-          <w:b w:val="0"/>
-          <w:sz w:val="18"/>
-        </w:rPr>
-        <w:t>persistent employment expectations response remain valid. Similarly, replacing our poor man’s sign</w:t>
-      </w:r>
-    </w:p>
-    <w:p>
-      <w:pPr>
-        <w:spacing w:line="360" w:lineRule="exact"/>
-      </w:pPr>
-      <w:r>
-        <w:rPr>
-          <w:rFonts w:ascii="Courier New" w:hAnsi="Courier New" w:eastAsia="宋体"/>
-          <w:b w:val="0"/>
-          <w:sz w:val="18"/>
-        </w:rPr>
-        <w:t>restricted Target Rate shock with pure monetary policy shocks by Jaroci´nski and Karadi (2020)</w:t>
-      </w:r>
-    </w:p>
-    <w:p>
-      <w:pPr>
-        <w:spacing w:line="360" w:lineRule="exact"/>
-      </w:pPr>
-      <w:r>
-        <w:rPr>
-          <w:rFonts w:ascii="Courier New" w:hAnsi="Courier New" w:eastAsia="宋体"/>
-          <w:b w:val="0"/>
-          <w:sz w:val="18"/>
-        </w:rPr>
-        <w:t>leads to dynamics that are closely aligned with our baseline results (see Figure D.3). Finally, we</w:t>
-      </w:r>
-    </w:p>
-    <w:p>
-      <w:pPr>
-        <w:spacing w:line="360" w:lineRule="exact"/>
-      </w:pPr>
-      <w:r>
-        <w:rPr>
-          <w:rFonts w:ascii="Courier New" w:hAnsi="Courier New" w:eastAsia="宋体"/>
-          <w:b w:val="0"/>
-          <w:sz w:val="18"/>
-        </w:rPr>
-        <w:t>assess the role of the 3-month horizon in the expectation questions on our findings. To account for</w:t>
-      </w:r>
-    </w:p>
-    <w:p>
-      <w:pPr>
-        <w:spacing w:line="360" w:lineRule="exact"/>
-      </w:pPr>
-      <w:r>
-        <w:rPr>
-          <w:rFonts w:ascii="Courier New" w:hAnsi="Courier New" w:eastAsia="宋体"/>
-          <w:b w:val="0"/>
-          <w:sz w:val="18"/>
-        </w:rPr>
-        <w:t>this built-in persistence we control for three lags of the expectation variable in equation (2), however,</w:t>
-      </w:r>
-    </w:p>
-    <w:p>
-      <w:pPr>
-        <w:spacing w:line="360" w:lineRule="exact"/>
-      </w:pPr>
-      <w:r>
-        <w:rPr>
-          <w:rFonts w:ascii="Courier New" w:hAnsi="Courier New" w:eastAsia="宋体"/>
-          <w:b w:val="0"/>
-          <w:sz w:val="18"/>
-        </w:rPr>
-        <w:t>this might not capture the persistence in further horizons. Figure D.4 shows the robustness of our</w:t>
-      </w:r>
-    </w:p>
-    <w:p>
-      <w:pPr>
-        <w:spacing w:line="360" w:lineRule="exact"/>
-      </w:pPr>
-      <w:r>
-        <w:rPr>
-          <w:rFonts w:ascii="Courier New" w:hAnsi="Courier New" w:eastAsia="宋体"/>
-          <w:b w:val="0"/>
-          <w:sz w:val="18"/>
-        </w:rPr>
-        <w:t>dynamic results if we additionally control for all expectations up to (t + h −1) in the regression.</w:t>
+        <w:t>Di Pace等人（2025）比较了不同的货币政策衡量指标，以检验哪个指标对英国企业具有重要影响。他们发现，企业的价格预期会对实际政策利率变动和叙事冲击作出反应，但不会对金融市场中产生的“复杂”高频冲击作出反应。因此，我们在第（4）列中针对欧洲央行主要再融资操作利率的变动进行了回归分析。与Di Pace等人（2025）的发现不同，我们没有发现对企业预期的统计显著影响。政策利率变动的预期以及政策公告中所包含的信息效应似乎在德国企业中占据主导地位。然而，我们发现了与高频货币政策冲击显著且符合理论预期的响应，这与分析已实现企业层面就业的其他研究（如Bahaj等人，2022）一致，表明即使是小企业也会对金融市场变化作出反应。</w:t>
       </w:r>
     </w:p>
     <w:p>
@@ -1710,7 +922,60 @@
           <w:b w:val="0"/>
           <w:sz w:val="24"/>
         </w:rPr>
-        <w:t>传导机制</w:t>
+        <w:t>第（5）列和第（6）列展示了多元逻辑回归的结果。鉴于因变量为具有三种可能结果的分类型变量，我们检验了研究发现在专门针对三分变量设计的回归方法下的稳健性。该方法将就业预期响应分解为正向和负向两个部分，与表1第（2）列和第（3）列的分解方式相对应。紧缩性货币政策冲击显著降低了就业预期上升的概率，同时显著提高了就业预期下降的概率。</w:t>
+      </w:r>
+    </w:p>
+    <w:p>
+      <w:pPr>
+        <w:spacing w:before="200"/>
+        <w:jc w:val="center"/>
+      </w:pPr>
+      <w:r>
+        <w:rPr>
+          <w:rFonts w:ascii="Times New Roman" w:hAnsi="Times New Roman" w:eastAsia="黑体"/>
+          <w:b w:val="0"/>
+          <w:sz w:val="21"/>
+        </w:rPr>
+        <w:t>Table 4: Employment expectation responses - Robustness</w:t>
+      </w:r>
+    </w:p>
+    <w:p>
+      <w:pPr>
+        <w:jc w:val="center"/>
+      </w:pPr>
+      <w:r>
+        <w:drawing>
+          <wp:inline xmlns:a="http://schemas.openxmlformats.org/drawingml/2006/main" xmlns:pic="http://schemas.openxmlformats.org/drawingml/2006/picture">
+            <wp:extent cx="5040000" cy="2279746"/>
+            <wp:docPr id="10" name="Picture 10"/>
+            <wp:cNvGraphicFramePr>
+              <a:graphicFrameLocks noChangeAspect="1"/>
+            </wp:cNvGraphicFramePr>
+            <a:graphic>
+              <a:graphicData uri="http://schemas.openxmlformats.org/drawingml/2006/picture">
+                <pic:pic>
+                  <pic:nvPicPr>
+                    <pic:cNvPr id="0" name="tab_p28_1.png"/>
+                    <pic:cNvPicPr/>
+                  </pic:nvPicPr>
+                  <pic:blipFill>
+                    <a:blip r:embed="rId18"/>
+                    <a:stretch>
+                      <a:fillRect/>
+                    </a:stretch>
+                  </pic:blipFill>
+                  <pic:spPr>
+                    <a:xfrm>
+                      <a:off x="0" y="0"/>
+                      <a:ext cx="5040000" cy="2279746"/>
+                    </a:xfrm>
+                    <a:prstGeom prst="rect"/>
+                  </pic:spPr>
+                </pic:pic>
+              </a:graphicData>
+            </a:graphic>
+          </wp:inline>
+        </w:drawing>
       </w:r>
     </w:p>
     <w:p>
@@ -1724,7 +989,7 @@
           <w:b w:val="0"/>
           <w:sz w:val="24"/>
         </w:rPr>
-        <w:t>我们的企业层面数据使我们能够直接检验这一点。</w:t>
+        <w:t>就业预期的下降与OLS估计结果一致。货币政策对生产预期的影响同样稳健，详见表D.3。</w:t>
       </w:r>
     </w:p>
     <w:p>
@@ -1738,189 +1003,7 @@
           <w:b w:val="0"/>
           <w:sz w:val="24"/>
         </w:rPr>
-        <w:t>(2022)的研究表明，欧洲央行的政策通过银行传导至企业的实际决策，且这种传导因企业流动性状况的不同而存在异质性，这意味着传导链条始于政策冲击，经由感知到的金融条件，最终影响修订后的招聘计划。采用自我报告的财务困难与信贷获取指标——而非资产负债表代理变量——进一步增强了识别效力。18由于信贷可得性问题每季度仅询问一次，我们将该值前向填充以替代缺失月份，并采用三个月滞后以捕捉企业此前的响应。</w:t>
-      </w:r>
-    </w:p>
-    <w:p>
-      <w:pPr>
-        <w:spacing w:line="360" w:lineRule="exact"/>
-      </w:pPr>
-      <w:r>
-        <w:rPr>
-          <w:rFonts w:ascii="Courier New" w:hAnsi="Courier New" w:eastAsia="宋体"/>
-          <w:b w:val="0"/>
-          <w:sz w:val="18"/>
-        </w:rPr>
-        <w:t>Table 5: Employment expectations - Financial and Labour Market rigidities</w:t>
-      </w:r>
-    </w:p>
-    <w:p>
-      <w:pPr>
-        <w:spacing w:line="360" w:lineRule="exact"/>
-      </w:pPr>
-      <w:r>
-        <w:rPr>
-          <w:rFonts w:ascii="Courier New" w:hAnsi="Courier New" w:eastAsia="宋体"/>
-          <w:b w:val="0"/>
-          <w:sz w:val="18"/>
-        </w:rPr>
-        <w:t>employment expectation(1)(2)(3)(4)(5)TR shock × post-0.1303∗∗∗-0.0050-0.1269∗∗∗-0.4239∗∗∗0.0973∗</w:t>
-      </w:r>
-    </w:p>
-    <w:p>
-      <w:pPr>
-        <w:spacing w:line="360" w:lineRule="exact"/>
-      </w:pPr>
-      <w:r>
-        <w:rPr>
-          <w:rFonts w:ascii="Courier New" w:hAnsi="Courier New" w:eastAsia="宋体"/>
-          <w:b w:val="0"/>
-          <w:sz w:val="18"/>
-        </w:rPr>
-        <w:t>(0.0125)(0.0208)(0.0398)(0.0281)(0.0636)TR × post × Financial difficulties (t-1)-0.1367∗∗</w:t>
-      </w:r>
-    </w:p>
-    <w:p>
-      <w:pPr>
-        <w:spacing w:line="360" w:lineRule="exact"/>
-      </w:pPr>
-      <w:r>
-        <w:rPr>
-          <w:rFonts w:ascii="Courier New" w:hAnsi="Courier New" w:eastAsia="宋体"/>
-          <w:b w:val="0"/>
-          <w:sz w:val="18"/>
-        </w:rPr>
-        <w:t>(0.0549)TR × post × Good credit access (t-3)0.0389(0.0465)TR × post × Reserved credit access (t-3)-0.2422∗∗∗</w:t>
-      </w:r>
-    </w:p>
-    <w:p>
-      <w:pPr>
-        <w:spacing w:line="360" w:lineRule="exact"/>
-      </w:pPr>
-      <w:r>
-        <w:rPr>
-          <w:rFonts w:ascii="Courier New" w:hAnsi="Courier New" w:eastAsia="宋体"/>
-          <w:b w:val="0"/>
-          <w:sz w:val="18"/>
-        </w:rPr>
-        <w:t>(0.0347)TR × post × 50 −249 empl0.0153(0.0532)TR × post × 250 −999 empl0.0286(0.0674)TR × post × &gt; 1000 empl0.0073(0.1084)TR × post × sectoral CBC share0.0110∗∗∗</w:t>
-      </w:r>
-    </w:p>
-    <w:p>
-      <w:pPr>
-        <w:spacing w:line="360" w:lineRule="exact"/>
-      </w:pPr>
-      <w:r>
-        <w:rPr>
-          <w:rFonts w:ascii="Courier New" w:hAnsi="Courier New" w:eastAsia="宋体"/>
-          <w:b w:val="0"/>
-          <w:sz w:val="18"/>
-        </w:rPr>
-        <w:t>(0.0010)TR × post × Minimum Wage-0.1804∗∗∗</w:t>
-      </w:r>
-    </w:p>
-    <w:p>
-      <w:pPr>
-        <w:spacing w:line="360" w:lineRule="exact"/>
-      </w:pPr>
-      <w:r>
-        <w:rPr>
-          <w:rFonts w:ascii="Courier New" w:hAnsi="Courier New" w:eastAsia="宋体"/>
-          <w:b w:val="0"/>
-          <w:sz w:val="18"/>
-        </w:rPr>
-        <w:t>(0.0325)Baseline controlsyesyesyesyesyesFirm &amp; Meeting FEyesyesyesyesyesObservations201,31978,221180,516166,86526,788R20.51970.51810.47020.51950.6333Number of Meetings20013620014028</w:t>
-      </w:r>
-    </w:p>
-    <w:p>
-      <w:pPr>
-        <w:spacing w:line="360" w:lineRule="exact"/>
-      </w:pPr>
-      <w:r>
-        <w:rPr>
-          <w:rFonts w:ascii="Courier New" w:hAnsi="Courier New" w:eastAsia="宋体"/>
-          <w:b w:val="0"/>
-          <w:sz w:val="18"/>
-        </w:rPr>
-        <w:t>Notes: OLS regressions showing the monetary policy effect of treated (=post) vs non-treated firms on em-ployment expectations. Heteroskedasticity robust standard errors in the parenthesis. Baseline category: (1)no financial difficulties, (2) normal credit access, (3) small firms (&lt; 50 employees), (4) no collective bar-gaining coverage, (5) not affected by minimum wage, TR=Target Rate, CBC=collective bargaining coverage.* p&lt;0.10, ** p&lt;0.05, *** p&lt;0.001.</w:t>
-      </w:r>
-    </w:p>
-    <w:p>
-      <w:pPr>
-        <w:spacing w:line="360" w:lineRule="exact"/>
-      </w:pPr>
-      <w:r>
-        <w:rPr>
-          <w:rFonts w:ascii="Courier New" w:hAnsi="Courier New" w:eastAsia="宋体"/>
-          <w:b w:val="0"/>
-          <w:sz w:val="18"/>
-        </w:rPr>
-        <w:t>4.2Labour market rigidities</w:t>
-      </w:r>
-    </w:p>
-    <w:p>
-      <w:pPr>
-        <w:spacing w:line="360" w:lineRule="exact"/>
-      </w:pPr>
-      <w:r>
-        <w:rPr>
-          <w:rFonts w:ascii="Courier New" w:hAnsi="Courier New" w:eastAsia="宋体"/>
-          <w:b w:val="0"/>
-          <w:sz w:val="18"/>
-        </w:rPr>
-        <w:t>We next examine how labour market characteristics shape the transmission of monetary policy to</w:t>
-      </w:r>
-    </w:p>
-    <w:p>
-      <w:pPr>
-        <w:spacing w:line="360" w:lineRule="exact"/>
-      </w:pPr>
-      <w:r>
-        <w:rPr>
-          <w:rFonts w:ascii="Courier New" w:hAnsi="Courier New" w:eastAsia="宋体"/>
-          <w:b w:val="0"/>
-          <w:sz w:val="18"/>
-        </w:rPr>
-        <w:t>employment expectations. Column (3) of Table 5 reports interactions with firm size categories. The</w:t>
-      </w:r>
-    </w:p>
-    <w:p>
-      <w:pPr>
-        <w:spacing w:line="360" w:lineRule="exact"/>
-      </w:pPr>
-      <w:r>
-        <w:rPr>
-          <w:rFonts w:ascii="Courier New" w:hAnsi="Courier New" w:eastAsia="宋体"/>
-          <w:b w:val="0"/>
-          <w:sz w:val="18"/>
-        </w:rPr>
-        <w:t>baseline effect for small firms (fewer than 50 employees) is -0.127 and highly significant. Neither</w:t>
-      </w:r>
-    </w:p>
-    <w:p>
-      <w:pPr>
-        <w:spacing w:line="360" w:lineRule="exact"/>
-      </w:pPr>
-      <w:r>
-        <w:rPr>
-          <w:rFonts w:ascii="Courier New" w:hAnsi="Courier New" w:eastAsia="宋体"/>
-          <w:b w:val="0"/>
-          <w:sz w:val="18"/>
-        </w:rPr>
-        <w:t>medium-sized firms (50–249 and 250–999 employees), nor large firms with more than 1,000 employees</w:t>
-      </w:r>
-    </w:p>
-    <w:p>
-      <w:pPr>
-        <w:spacing w:line="360" w:lineRule="exact"/>
-      </w:pPr>
-      <w:r>
-        <w:rPr>
-          <w:rFonts w:ascii="Courier New" w:hAnsi="Courier New" w:eastAsia="宋体"/>
-          <w:b w:val="0"/>
-          <w:sz w:val="18"/>
-        </w:rPr>
-        <w:t>19The transmission analysis for production expectations can be found in the Appendix, Table D.4.</w:t>
+        <w:t>我们决定采用即时响应设定而非局部投影法框架，原因有二。首先，通过使用三重交互项，我们可以直接检验效应差异的统计显著性，而非比较脉冲响应函数，并控制时间固定效应。其次，更为重要的是，这保证了我们异质性维度的外生性。例如，企业规模可能在货币政策冲击后随时间发生变化，但在政策公告后的两天内不太可能调整。</w:t>
       </w:r>
     </w:p>
     <w:p>
@@ -1934,7 +1017,60 @@
           <w:b w:val="0"/>
           <w:sz w:val="24"/>
         </w:rPr>
-        <w:t>在预期调整方面，小企业与大企业存在显著差异。20 从以下角度来看，这一结果令人意外：小企业更依赖银行融资，面临的就业法规更少，因此通常被认为对货币政策的反应更为强烈。然而，这些效应可能被小企业对央行决策和金融市场的关注度较低所抵消，而高度专业化的大企业则更为关注这些方面。</w:t>
+        <w:t>相比之下，面临受限（即限制性）信贷获取的企业表现出显著为负的预期响应（-0.242）。这表明我们基线估计中的总体效应主要由面临财务约束的企业驱动，证实了货币政策的效应主要通过金融市场及其潜在约束进行传导。该设定中较小的样本量（截至2017年的136次会议）反映了调查中信贷获取问题的有限可得性。18</w:t>
+      </w:r>
+    </w:p>
+    <w:p>
+      <w:pPr>
+        <w:spacing w:before="200"/>
+        <w:jc w:val="center"/>
+      </w:pPr>
+      <w:r>
+        <w:rPr>
+          <w:rFonts w:ascii="Times New Roman" w:hAnsi="Times New Roman" w:eastAsia="黑体"/>
+          <w:b w:val="0"/>
+          <w:sz w:val="21"/>
+        </w:rPr>
+        <w:t>Table 5: Employment expectations - Financial and Labour Market rigidities</w:t>
+      </w:r>
+    </w:p>
+    <w:p>
+      <w:pPr>
+        <w:jc w:val="center"/>
+      </w:pPr>
+      <w:r>
+        <w:drawing>
+          <wp:inline xmlns:a="http://schemas.openxmlformats.org/drawingml/2006/main" xmlns:pic="http://schemas.openxmlformats.org/drawingml/2006/picture">
+            <wp:extent cx="5040000" cy="3740211"/>
+            <wp:docPr id="11" name="Picture 11"/>
+            <wp:cNvGraphicFramePr>
+              <a:graphicFrameLocks noChangeAspect="1"/>
+            </wp:cNvGraphicFramePr>
+            <a:graphic>
+              <a:graphicData uri="http://schemas.openxmlformats.org/drawingml/2006/picture">
+                <pic:pic>
+                  <pic:nvPicPr>
+                    <pic:cNvPr id="0" name="tab_p31_1.png"/>
+                    <pic:cNvPicPr/>
+                  </pic:nvPicPr>
+                  <pic:blipFill>
+                    <a:blip r:embed="rId19"/>
+                    <a:stretch>
+                      <a:fillRect/>
+                    </a:stretch>
+                  </pic:blipFill>
+                  <pic:spPr>
+                    <a:xfrm>
+                      <a:off x="0" y="0"/>
+                      <a:ext cx="5040000" cy="3740211"/>
+                    </a:xfrm>
+                    <a:prstGeom prst="rect"/>
+                  </pic:spPr>
+                </pic:pic>
+              </a:graphicData>
+            </a:graphic>
+          </wp:inline>
+        </w:drawing>
       </w:r>
     </w:p>
     <w:p>
@@ -1948,137 +1084,7 @@
           <w:b w:val="0"/>
           <w:sz w:val="24"/>
         </w:rPr>
-        <w:t>对于规模差异，我们仅按部门规模而非企业规模对回归进行加权。将货币政策冲击与企业年龄交互，同样得到较小且统计上不显著的系数。</w:t>
-      </w:r>
-    </w:p>
-    <w:p>
-      <w:pPr>
-        <w:spacing w:line="360" w:lineRule="exact"/>
-      </w:pPr>
-      <w:r>
-        <w:rPr>
-          <w:rFonts w:ascii="Courier New" w:hAnsi="Courier New" w:eastAsia="宋体"/>
-          <w:b w:val="0"/>
-          <w:sz w:val="18"/>
-        </w:rPr>
-        <w:t>Table 6: Employment expectation - Constraints, labour hoarding and sectors</w:t>
-      </w:r>
-    </w:p>
-    <w:p>
-      <w:pPr>
-        <w:spacing w:line="360" w:lineRule="exact"/>
-      </w:pPr>
-      <w:r>
-        <w:rPr>
-          <w:rFonts w:ascii="Courier New" w:hAnsi="Courier New" w:eastAsia="宋体"/>
-          <w:b w:val="0"/>
-          <w:sz w:val="18"/>
-        </w:rPr>
-        <w:t>employment expectation(1)(2)(3)(4)(5)TR shock × post-0.0466∗∗∗-0.0431∗-0.0986∗∗∗-0.1438∗∗∗-0.3518∗∗∗</w:t>
-      </w:r>
-    </w:p>
-    <w:p>
-      <w:pPr>
-        <w:spacing w:line="360" w:lineRule="exact"/>
-      </w:pPr>
-      <w:r>
-        <w:rPr>
-          <w:rFonts w:ascii="Courier New" w:hAnsi="Courier New" w:eastAsia="宋体"/>
-          <w:b w:val="0"/>
-          <w:sz w:val="18"/>
-        </w:rPr>
-        <w:t>(0.0140)(0.0254)(0.0153)(0.0126)(0.1423)TR × post × Services &amp; Trade-0.2020∗∗∗</w:t>
-      </w:r>
-    </w:p>
-    <w:p>
-      <w:pPr>
-        <w:spacing w:line="360" w:lineRule="exact"/>
-      </w:pPr>
-      <w:r>
-        <w:rPr>
-          <w:rFonts w:ascii="Courier New" w:hAnsi="Courier New" w:eastAsia="宋体"/>
-          <w:b w:val="0"/>
-          <w:sz w:val="18"/>
-        </w:rPr>
-        <w:t>(0.0209)TR × post × Sectoral labour intensity-0.0058∗∗∗</w:t>
-      </w:r>
-    </w:p>
-    <w:p>
-      <w:pPr>
-        <w:spacing w:line="360" w:lineRule="exact"/>
-      </w:pPr>
-      <w:r>
-        <w:rPr>
-          <w:rFonts w:ascii="Courier New" w:hAnsi="Courier New" w:eastAsia="宋体"/>
-          <w:b w:val="0"/>
-          <w:sz w:val="18"/>
-        </w:rPr>
-        <w:t>(0.0015)TR × post × Constraints-0.0510∗∗∗</w:t>
-      </w:r>
-    </w:p>
-    <w:p>
-      <w:pPr>
-        <w:spacing w:line="360" w:lineRule="exact"/>
-      </w:pPr>
-      <w:r>
-        <w:rPr>
-          <w:rFonts w:ascii="Courier New" w:hAnsi="Courier New" w:eastAsia="宋体"/>
-          <w:b w:val="0"/>
-          <w:sz w:val="18"/>
-        </w:rPr>
-        <w:t>(0.0188)TR × post × Hoarding (t-1)0.1392∗∗∗</w:t>
-      </w:r>
-    </w:p>
-    <w:p>
-      <w:pPr>
-        <w:spacing w:line="360" w:lineRule="exact"/>
-      </w:pPr>
-      <w:r>
-        <w:rPr>
-          <w:rFonts w:ascii="Courier New" w:hAnsi="Courier New" w:eastAsia="宋体"/>
-          <w:b w:val="0"/>
-          <w:sz w:val="18"/>
-        </w:rPr>
-        <w:t>(0.0301)TR × post × Bus. state uncertainty (t-1)0.0012(0.0019)Baseline controlsyesyesyesyesyesFirm &amp; Meeting FEyesyesyesyesyesObservations209,399209,399204,875209,39952,973R20.51980.51960.51970.52010.4425Number of Meetings20020020020060</w:t>
-      </w:r>
-    </w:p>
-    <w:p>
-      <w:pPr>
-        <w:spacing w:line="360" w:lineRule="exact"/>
-      </w:pPr>
-      <w:r>
-        <w:rPr>
-          <w:rFonts w:ascii="Courier New" w:hAnsi="Courier New" w:eastAsia="宋体"/>
-          <w:b w:val="0"/>
-          <w:sz w:val="18"/>
-        </w:rPr>
-        <w:t>Notes: OLS regressions showing the monetary policy effect of treated (=post) vs non-treated firms on em-ployment expectations. Heteroskedasticity robust standard errors in the parenthesis. Baseline category: (1)industry (2) low labour intensity, (3) no constraints, (4) no hoarding, (5) low uncertainty, TR=Target Rate.* p&lt;0.10, ** p&lt;0.05, *** p&lt;0.001.</w:t>
-      </w:r>
-    </w:p>
-    <w:p>
-      <w:pPr>
-        <w:spacing w:line="360" w:lineRule="exact"/>
-      </w:pPr>
-      <w:r>
-        <w:rPr>
-          <w:rFonts w:ascii="Courier New" w:hAnsi="Courier New" w:eastAsia="宋体"/>
-          <w:b w:val="0"/>
-          <w:sz w:val="18"/>
-        </w:rPr>
-        <w:t>Column (3) explores the role of business constraints more generally. The baseline effect for un-</w:t>
-      </w:r>
-    </w:p>
-    <w:p>
-      <w:pPr>
-        <w:spacing w:line="360" w:lineRule="exact"/>
-      </w:pPr>
-      <w:r>
-        <w:rPr>
-          <w:rFonts w:ascii="Courier New" w:hAnsi="Courier New" w:eastAsia="宋体"/>
-          <w:b w:val="0"/>
-          <w:sz w:val="18"/>
-        </w:rPr>
-        <w:t>constrained firms is -0.099, while constrained firms exhibit a significantly amplified response. This</w:t>
+        <w:t>劳动力市场刚性</w:t>
       </w:r>
     </w:p>
     <w:p>
@@ -2092,7 +1098,74 @@
           <w:b w:val="0"/>
           <w:sz w:val="24"/>
         </w:rPr>
-        <w:t>这表明，那些已在紧张条件下运营的企业——无论是由于劳动力市场法规、供给侧瓶颈、产能限制还是其他障碍——在制定就业计划时，对货币政策信号更为敏感。这一发现与理性疏忽模型一致，在该模型中，当调整的可能性受限且忽视冲击代价高昂时，主体会最强烈地更新其信念（Coibion et al., 2018）。同时，值得注意的是，受约束企业的系数并非像财务约束企业的系数那样高度为负。这表明，在所有约束中，财务约束在货币政策冲击情况下对就业的影响最大。</w:t>
+        <w:t>对于规模差异，我们仅按部门规模而非企业规模对回归进行加权。将货币政策冲击与企业年龄交互，同样得到系数较小且统计上不显著的估计结果。</w:t>
+      </w:r>
+    </w:p>
+    <w:p>
+      <w:pPr>
+        <w:spacing w:before="200"/>
+        <w:jc w:val="center"/>
+      </w:pPr>
+      <w:r>
+        <w:rPr>
+          <w:rFonts w:ascii="Times New Roman" w:hAnsi="Times New Roman" w:eastAsia="黑体"/>
+          <w:b w:val="0"/>
+          <w:sz w:val="21"/>
+        </w:rPr>
+        <w:t>Table 6: Employment expectation - Constraints, labour hoarding and sectors</w:t>
+      </w:r>
+    </w:p>
+    <w:p>
+      <w:pPr>
+        <w:jc w:val="center"/>
+      </w:pPr>
+      <w:r>
+        <w:drawing>
+          <wp:inline xmlns:a="http://schemas.openxmlformats.org/drawingml/2006/main" xmlns:pic="http://schemas.openxmlformats.org/drawingml/2006/picture">
+            <wp:extent cx="5040000" cy="3018695"/>
+            <wp:docPr id="12" name="Picture 12"/>
+            <wp:cNvGraphicFramePr>
+              <a:graphicFrameLocks noChangeAspect="1"/>
+            </wp:cNvGraphicFramePr>
+            <a:graphic>
+              <a:graphicData uri="http://schemas.openxmlformats.org/drawingml/2006/picture">
+                <pic:pic>
+                  <pic:nvPicPr>
+                    <pic:cNvPr id="0" name="tab_p33_1.png"/>
+                    <pic:cNvPicPr/>
+                  </pic:nvPicPr>
+                  <pic:blipFill>
+                    <a:blip r:embed="rId20"/>
+                    <a:stretch>
+                      <a:fillRect/>
+                    </a:stretch>
+                  </pic:blipFill>
+                  <pic:spPr>
+                    <a:xfrm>
+                      <a:off x="0" y="0"/>
+                      <a:ext cx="5040000" cy="3018695"/>
+                    </a:xfrm>
+                    <a:prstGeom prst="rect"/>
+                  </pic:spPr>
+                </pic:pic>
+              </a:graphicData>
+            </a:graphic>
+          </wp:inline>
+        </w:drawing>
+      </w:r>
+    </w:p>
+    <w:p>
+      <w:pPr>
+        <w:spacing w:line="480" w:lineRule="exact"/>
+        <w:ind w:firstLine="420"/>
+      </w:pPr>
+      <w:r>
+        <w:rPr>
+          <w:rFonts w:ascii="Times New Roman" w:hAnsi="Times New Roman" w:eastAsia="仿宋"/>
+          <w:b w:val="0"/>
+          <w:sz w:val="24"/>
+        </w:rPr>
+        <w:t>第（3）列更广泛地探讨了经营约束的作用。对于不受约束的企业，基准效应为-0.099，而受约束的企业则表现出显著放大的响应。这表明，那些已在紧张条件下运营的企业——无论是由于劳动力市场法规、供给侧瓶颈、产能限制还是其他障碍——在制定就业计划时，对货币政策信号更为敏感。这一发现与理性疏忽模型一致，在该模型中，当调整的可能性受到限制且忽视冲击代价高昂时，主体会最强烈地更新其信念（Coibion et al., 2018）。同时，值得注意的是，受约束企业的系数并非像财务约束那样高度为负。这表明，在所有约束中，财务限制在货币政策冲击情况下对就业的影响最大。</w:t>
       </w:r>
     </w:p>
     <w:p>
